--- a/lesson-plans/7-خواص-المركبات-الأيونية-النشاط-العملي.docx
+++ b/lesson-plans/7-خواص-المركبات-الأيونية-النشاط-العملي.docx
@@ -1110,7 +1110,7 @@
                 <w:b w:val="0"/>
                 <w:sz w:val="26"/>
               </w:rPr>
-              <w:t>الكتاب المدرسي – البطاقات التشجيعية – الشاشة الذكية – الجدول الدوري</w:t>
+              <w:t>الكتاب المدرسي – البطاقات التشجيعية – الشاشة الذكية – الجدول الدوري – أدوات النشاط العملي (كأسا زجاج، ميزان إلكتروني، دائرة كهربائية، عبوة ماء مقطر، ساق زجاجية، ملعقة معدنية، ورق شفاف) + الكتاب الحي (index.html)</w:t>
             </w:r>
           </w:p>
         </w:tc>
@@ -1250,7 +1250,7 @@
                 <w:b/>
                 <w:sz w:val="26"/>
               </w:rPr>
-              <w:t>استراتيجية إثارة الفضول: الملح أم السكر؟</w:t>
+              <w:t>الكأس المجهول: ملح أم سكر؟</w:t>
             </w:r>
           </w:p>
         </w:tc>
@@ -1293,6 +1293,19 @@
                 <w:sz w:val="26"/>
               </w:rPr>
               <w:t>استراتيجية: (إثارة الفضول)</w:t>
+            </w:r>
+          </w:p>
+          <w:p>
+            <w:pPr>
+              <w:bidi/>
+            </w:pPr>
+            <w:r>
+              <w:rPr>
+                <w:rFonts w:ascii="Arial" w:hAnsi="Arial" w:cs="Arial"/>
+                <w:b w:val="0"/>
+                <w:sz w:val="26"/>
+              </w:rPr>
+              <w:t>الأداة: كأس يحتوي مادة بيضاء (A أو B)</w:t>
             </w:r>
           </w:p>
           <w:p>
@@ -1419,7 +1432,7 @@
                 <w:b/>
                 <w:sz w:val="26"/>
               </w:rPr>
-              <w:t>الملاحظة والقياس</w:t>
+              <w:t>المختبر قبل المختبر: جدول النتائج</w:t>
             </w:r>
           </w:p>
         </w:tc>
@@ -1461,7 +1474,7 @@
                 <w:b w:val="0"/>
                 <w:sz w:val="26"/>
               </w:rPr>
-              <w:t>استراتيجية: (الملاحظة، التعلم التعاوني)</w:t>
+              <w:t>استراتيجية: (التعلم الذاتي الرقمي والتنبؤ)</w:t>
             </w:r>
           </w:p>
           <w:p>
@@ -1474,7 +1487,20 @@
                 <w:b w:val="0"/>
                 <w:sz w:val="26"/>
               </w:rPr>
-              <w:t>يحقق المهارة 1، 2 والهدف الوجداني 1          الزمن: 10 د</w:t>
+              <w:t>الأداة: الكتاب الحي (index.html) – صفحات: النشاط العملي الأول، جدول النتائج</w:t>
+            </w:r>
+          </w:p>
+          <w:p>
+            <w:pPr>
+              <w:bidi/>
+            </w:pPr>
+            <w:r>
+              <w:rPr>
+                <w:rFonts w:ascii="Arial" w:hAnsi="Arial" w:cs="Arial"/>
+                <w:b w:val="0"/>
+                <w:sz w:val="26"/>
+              </w:rPr>
+              <w:t>يحقق المهارة 4، والهدف المعرفي 1          الزمن: 5 د</w:t>
             </w:r>
           </w:p>
         </w:tc>
@@ -1496,7 +1522,7 @@
                 <w:b w:val="0"/>
                 <w:sz w:val="26"/>
               </w:rPr>
-              <w:t>أقسّم الطالبات إلى مجموعات رباعية، وأوزّع الأدوار: مسجّل، فني أدوات، مسؤول سلامة، متحدث. أطلب من كل مجموعة فحص الحالة الفيزيائية للعينتين (A) و(B) وتسجيلها في الجدول.</w:t>
+              <w:t>تتوقع كل مجموعة نتائج العينتين في الجدول قبل التجربة، ثم تراجعها في الكتاب الحي، وتعرف الهدف من كل خطوة في النشاط.</w:t>
             </w:r>
           </w:p>
           <w:p>
@@ -1509,7 +1535,7 @@
                 <w:b w:val="0"/>
                 <w:sz w:val="26"/>
               </w:rPr>
-              <w:t>ثم وزن كتلة محددة من كل عينة بالميزان الإلكتروني ونقلها إلى الكأس الزجاجي الخاص بها. تُرتدى النظارات الواقية والمعطف، ويُمنع التذوق.</w:t>
+              <w:t>أذكّر بقواعد الأمن: النظارات الواقية والمعطف، ويُمنع التذوق، وتُستخدم الكؤوس المخصصة لكل عينة فقط.</w:t>
             </w:r>
           </w:p>
         </w:tc>
@@ -1549,7 +1575,7 @@
                 <w:b/>
                 <w:sz w:val="26"/>
               </w:rPr>
-              <w:t>الاختبار: الذوبان في الماء والتوصيل الكهربائي</w:t>
+              <w:t>محققات الأمن والقياس</w:t>
             </w:r>
           </w:p>
         </w:tc>
@@ -1591,7 +1617,7 @@
                 <w:b w:val="0"/>
                 <w:sz w:val="26"/>
               </w:rPr>
-              <w:t>استراتيجية: (المحقق العلمي، التعلم التعاوني)</w:t>
+              <w:t>استراتيجية: (الملاحظة، التعلم التعاوني)</w:t>
             </w:r>
           </w:p>
           <w:p>
@@ -1604,7 +1630,20 @@
                 <w:b w:val="0"/>
                 <w:sz w:val="26"/>
               </w:rPr>
-              <w:t>يحقق المهارة 3 والهدف المعرفي 1، 3          الزمن: 10 د</w:t>
+              <w:t>الأداة: الميزان الإلكتروني، الكأسان، ورق شفاف، الكتاب المدرسي صفحة 120</w:t>
+            </w:r>
+          </w:p>
+          <w:p>
+            <w:pPr>
+              <w:bidi/>
+            </w:pPr>
+            <w:r>
+              <w:rPr>
+                <w:rFonts w:ascii="Arial" w:hAnsi="Arial" w:cs="Arial"/>
+                <w:b w:val="0"/>
+                <w:sz w:val="26"/>
+              </w:rPr>
+              <w:t>يحقق المهارة 1، 2 والهدف الوجداني 1، 2          الزمن: 10 د</w:t>
             </w:r>
           </w:p>
         </w:tc>
@@ -1626,7 +1665,7 @@
                 <w:b w:val="0"/>
                 <w:sz w:val="26"/>
               </w:rPr>
-              <w:t>أطلب من كل مجموعة إذابة كل عينة في ماء مقطر (150 mL) في الكأس المخصص لها، ومراقبة الذوبان، ثم تغميس قطبي الكربون في المحلول وتوصيلهما بالدائرة الكهربائية، وملاحظة إضاءة المصباح من عدمه.</w:t>
+              <w:t>أوزّع الأدوار: مسجّل، فني أدوات، مسؤول سلامة، متحدث. تفحص المجموعة الحالة الفيزيائية للعينتين A وB وتسجل مشاهداتها في الجدول.</w:t>
             </w:r>
           </w:p>
           <w:p>
@@ -1639,7 +1678,7 @@
                 <w:b w:val="0"/>
                 <w:sz w:val="26"/>
               </w:rPr>
-              <w:t>أذكّر الطالبات بأن الماء المقطر وحده لا يوصل الكهرباء، وأوجّههن لتفسير سبب التوصيل بالتفكك الأيوني.</w:t>
+              <w:t>ثم تزن كل مجموعة كتلة محددة من كل عينة بالميزان الإلكتروني، وتنقلها إلى الكأس الزجاجي الخاص بها باستخدام الورق الشفاف.</w:t>
             </w:r>
           </w:p>
         </w:tc>
@@ -1679,7 +1718,7 @@
                 <w:b/>
                 <w:sz w:val="26"/>
               </w:rPr>
-              <w:t>تحليل البيانات والاستنتاج</w:t>
+              <w:t>دائرة الاكتشاف: الذوبان والتوصيل</w:t>
             </w:r>
           </w:p>
         </w:tc>
@@ -1721,7 +1760,7 @@
                 <w:b w:val="0"/>
                 <w:sz w:val="26"/>
               </w:rPr>
-              <w:t>استراتيجية: (تحليل وتفسير البيانات، المحقق العلمي)</w:t>
+              <w:t>استراتيجية: (المحقق العلمي، التعلم التعاوني)</w:t>
             </w:r>
           </w:p>
           <w:p>
@@ -1734,7 +1773,20 @@
                 <w:b w:val="0"/>
                 <w:sz w:val="26"/>
               </w:rPr>
-              <w:t>يحقق المهارة 4 والهدف المعرفي 2          الزمن: 10 د</w:t>
+              <w:t>الأداة: ماء مقطر (150 mL)، ساق زجاجية، دائرة كهربائية بقطبي كربون، الكتاب المدرسي صفحة 120</w:t>
+            </w:r>
+          </w:p>
+          <w:p>
+            <w:pPr>
+              <w:bidi/>
+            </w:pPr>
+            <w:r>
+              <w:rPr>
+                <w:rFonts w:ascii="Arial" w:hAnsi="Arial" w:cs="Arial"/>
+                <w:b w:val="0"/>
+                <w:sz w:val="26"/>
+              </w:rPr>
+              <w:t>يحقق المهارة 3 والهدف المعرفي 1، 3          الزمن: 10 د</w:t>
             </w:r>
           </w:p>
         </w:tc>
@@ -1756,7 +1808,7 @@
                 <w:b w:val="0"/>
                 <w:sz w:val="26"/>
               </w:rPr>
-              <w:t>تكمل كل مجموعة جدول المقارنة (الحالة الفيزيائية، الذوبان في الماء، التوصيل الكهربائي) وتستنتج المركب الأيوني من العينتين وتبرر ذلك.</w:t>
+              <w:t>تذيب كل مجموعة كل عينة في الماء المقطر في الكأس المخصص لها، وتلاحظ الذوبان بالساق الزجاجية. ثم تغمس قطبي الكربون في المحلول وتسجل إضاءة المصباح من عدمها.</w:t>
             </w:r>
           </w:p>
           <w:p>
@@ -1769,7 +1821,137 @@
                 <w:b w:val="0"/>
                 <w:sz w:val="26"/>
               </w:rPr>
-              <w:t>أوجّه الطالبات لاستنتاج أن المركب الأيوني الصلب لا يوصل التيار لأن أيوناته مقيدة في الشبكة البلورية، ويوصل عند الذوبان لأن أيوناته تصبح حرة الحركة. ثم تعرض كل مجموعة نتائجها باسمها.</w:t>
+              <w:t>أذكّر الطالبات بأن الماء المقطر وحده لا يوصل الكهرباء، وأوجّههن لتفسير التوصيل بالتفكك الأيوني.</w:t>
+            </w:r>
+          </w:p>
+        </w:tc>
+      </w:tr>
+    </w:tbl>
+    <w:p>
+      <w:pPr>
+        <w:bidi/>
+      </w:pPr>
+    </w:p>
+    <w:tbl>
+      <w:tblPr>
+        <w:tblStyle w:val="TableGrid"/>
+        <w:tblW w:type="auto" w:w="0"/>
+        <w:tblLayout w:type="fixed"/>
+        <w:tblLook w:firstColumn="1" w:firstRow="1" w:lastColumn="0" w:lastRow="0" w:noHBand="0" w:noVBand="1" w:val="04A0"/>
+        <w:bidiVisual/>
+      </w:tblPr>
+      <w:tblGrid>
+        <w:gridCol w:w="4513"/>
+        <w:gridCol w:w="4513"/>
+      </w:tblGrid>
+      <w:tr>
+        <w:tc>
+          <w:tcPr>
+            <w:tcW w:type="dxa" w:w="7087"/>
+            <w:shd w:val="clear" w:color="auto" w:fill="FAE2D5"/>
+          </w:tcPr>
+          <w:p>
+            <w:pPr>
+              <w:bidi/>
+            </w:pPr>
+            <w:r/>
+            <w:r>
+              <w:rPr>
+                <w:rFonts w:ascii="Arial" w:hAnsi="Arial" w:cs="Arial"/>
+                <w:b/>
+                <w:sz w:val="26"/>
+              </w:rPr>
+              <w:t>المحلل الصغير: من هو الأيوني؟</w:t>
+            </w:r>
+          </w:p>
+        </w:tc>
+        <w:tc>
+          <w:tcPr>
+            <w:tcW w:type="dxa" w:w="2268"/>
+            <w:shd w:val="clear" w:color="auto" w:fill="FAE2D5"/>
+          </w:tcPr>
+          <w:p>
+            <w:pPr>
+              <w:bidi/>
+            </w:pPr>
+            <w:r/>
+            <w:r>
+              <w:rPr>
+                <w:rFonts w:ascii="Arial" w:hAnsi="Arial" w:cs="Arial"/>
+                <w:b/>
+                <w:sz w:val="26"/>
+              </w:rPr>
+              <w:t>النشاط رقم 5</w:t>
+            </w:r>
+          </w:p>
+        </w:tc>
+      </w:tr>
+      <w:tr>
+        <w:tc>
+          <w:tcPr>
+            <w:tcW w:type="dxa" w:w="9355"/>
+            <w:gridSpan w:val="2"/>
+          </w:tcPr>
+          <w:p>
+            <w:pPr>
+              <w:bidi/>
+            </w:pPr>
+            <w:r/>
+            <w:r>
+              <w:rPr>
+                <w:rFonts w:ascii="Arial" w:hAnsi="Arial" w:cs="Arial"/>
+                <w:b w:val="0"/>
+                <w:sz w:val="26"/>
+              </w:rPr>
+              <w:t>استراتيجية: (تحليل وتفسير البيانات)</w:t>
+            </w:r>
+          </w:p>
+          <w:p>
+            <w:pPr>
+              <w:bidi/>
+            </w:pPr>
+            <w:r>
+              <w:rPr>
+                <w:rFonts w:ascii="Arial" w:hAnsi="Arial" w:cs="Arial"/>
+                <w:b w:val="0"/>
+                <w:sz w:val="26"/>
+              </w:rPr>
+              <w:t>الأداة: الكتاب المدرسي صفحة 122 (الاستنتاج) والكتاب الحي صفحة «طبّق وحلّل»</w:t>
+            </w:r>
+          </w:p>
+          <w:p>
+            <w:pPr>
+              <w:bidi/>
+            </w:pPr>
+            <w:r>
+              <w:rPr>
+                <w:rFonts w:ascii="Arial" w:hAnsi="Arial" w:cs="Arial"/>
+                <w:b w:val="0"/>
+                <w:sz w:val="26"/>
+              </w:rPr>
+              <w:t>يحقق المهارة 4 والهدف المعرفي 2          الزمن: 5 د</w:t>
+            </w:r>
+          </w:p>
+        </w:tc>
+      </w:tr>
+      <w:tr>
+        <w:tc>
+          <w:tcPr>
+            <w:tcW w:type="dxa" w:w="9355"/>
+            <w:gridSpan w:val="2"/>
+          </w:tcPr>
+          <w:p>
+            <w:pPr>
+              <w:bidi/>
+            </w:pPr>
+            <w:r/>
+            <w:r>
+              <w:rPr>
+                <w:rFonts w:ascii="Arial" w:hAnsi="Arial" w:cs="Arial"/>
+                <w:b w:val="0"/>
+                <w:sz w:val="26"/>
+              </w:rPr>
+              <w:t>تكمل كل مجموعة جدول المقارنة وتستنتج المركب الأيوني من العينتين مع التبرير، ثم تكتب الجملة: «المركب الأيوني يوجد في الحالة ...، ويكون محلولًا عند ...».</w:t>
             </w:r>
           </w:p>
         </w:tc>
@@ -1881,7 +2063,7 @@
                 <w:b w:val="0"/>
                 <w:sz w:val="26"/>
               </w:rPr>
-              <w:t>ثم تحل الطالبات بصورة فردية: اكتب أكبر عدد من صيغ المركبات الأيونية الممكن تكوينها من العناصر Na، Mg، F، Cl، ثم رتبها حسب الخاصية الأيونية من الأقل إلى الأعلى.</w:t>
+              <w:t>ثم تحل الطالبات بصورة فردية السؤال الأول صفحة 124: اكتب أكبر عدد من صيغ المركبات الأيونية الممكن تكوينها من Na، Mg، F، Cl، ثم رتبها حسب الخاصية الأيونية من الأقل إلى الأعلى.</w:t>
             </w:r>
           </w:p>
           <w:p>
@@ -1945,7 +2127,7 @@
                 <w:b w:val="0"/>
                 <w:sz w:val="26"/>
               </w:rPr>
-              <w:t>التقويم اللاصفي: إعداد تقرير مختصر عن النشاط العملي يتضمن الجدول والاستنتاج.</w:t>
+              <w:t>التقويم اللاصفي: إعداد تقرير مختصر عن النشاط العملي يتضمن الجدول والاستنتاج، وحل السؤال الثاني صفحة 125.</w:t>
             </w:r>
           </w:p>
         </w:tc>

--- a/lesson-plans/7-خواص-المركبات-الأيونية-النشاط-العملي.docx
+++ b/lesson-plans/7-خواص-المركبات-الأيونية-النشاط-العملي.docx
@@ -660,7 +660,6 @@
         <w:tblW w:type="auto" w:w="0"/>
         <w:tblLayout w:type="fixed"/>
         <w:tblLook w:firstColumn="1" w:firstRow="1" w:lastColumn="0" w:lastRow="0" w:noHBand="0" w:noVBand="1" w:val="04A0"/>
-        <w:bidiVisual/>
       </w:tblPr>
       <w:tblGrid>
         <w:gridCol w:w="4513"/>
@@ -678,9 +677,9 @@
             <w:r/>
             <w:r>
               <w:rPr>
-                <w:rFonts w:ascii="Arial" w:hAnsi="Arial" w:cs="Arial"/>
+                <w:rFonts w:ascii="Times New Roman" w:hAnsi="Times New Roman" w:cs="Times New Roman"/>
                 <w:b w:val="0"/>
-                <w:sz w:val="26"/>
+                <w:sz w:val="28"/>
               </w:rPr>
               <w:t>الروابط الكيميائية</w:t>
             </w:r>
@@ -698,9 +697,9 @@
             <w:r/>
             <w:r>
               <w:rPr>
-                <w:rFonts w:ascii="Arial" w:hAnsi="Arial" w:cs="Arial"/>
+                <w:rFonts w:ascii="Times New Roman" w:hAnsi="Times New Roman" w:cs="Times New Roman"/>
                 <w:b/>
-                <w:sz w:val="26"/>
+                <w:sz w:val="28"/>
               </w:rPr>
               <w:t>الوحدة</w:t>
             </w:r>
@@ -719,9 +718,9 @@
             <w:r/>
             <w:r>
               <w:rPr>
-                <w:rFonts w:ascii="Arial" w:hAnsi="Arial" w:cs="Arial"/>
+                <w:rFonts w:ascii="Times New Roman" w:hAnsi="Times New Roman" w:cs="Times New Roman"/>
                 <w:b w:val="0"/>
-                <w:sz w:val="26"/>
+                <w:sz w:val="28"/>
               </w:rPr>
               <w:t>الرابطة الأيونية والمركبات الأيونية</w:t>
             </w:r>
@@ -739,9 +738,9 @@
             <w:r/>
             <w:r>
               <w:rPr>
-                <w:rFonts w:ascii="Arial" w:hAnsi="Arial" w:cs="Arial"/>
+                <w:rFonts w:ascii="Times New Roman" w:hAnsi="Times New Roman" w:cs="Times New Roman"/>
                 <w:b/>
-                <w:sz w:val="26"/>
+                <w:sz w:val="28"/>
               </w:rPr>
               <w:t>الفصل</w:t>
             </w:r>
@@ -760,9 +759,9 @@
             <w:r/>
             <w:r>
               <w:rPr>
-                <w:rFonts w:ascii="Arial" w:hAnsi="Arial" w:cs="Arial"/>
+                <w:rFonts w:ascii="Times New Roman" w:hAnsi="Times New Roman" w:cs="Times New Roman"/>
                 <w:b w:val="0"/>
-                <w:sz w:val="26"/>
+                <w:sz w:val="28"/>
               </w:rPr>
               <w:t>خواص المركبات الأيونية (النشاط العملي الأول: الكشف عن المركبات الأيونية)</w:t>
             </w:r>
@@ -780,9 +779,9 @@
             <w:r/>
             <w:r>
               <w:rPr>
-                <w:rFonts w:ascii="Arial" w:hAnsi="Arial" w:cs="Arial"/>
+                <w:rFonts w:ascii="Times New Roman" w:hAnsi="Times New Roman" w:cs="Times New Roman"/>
                 <w:b/>
-                <w:sz w:val="26"/>
+                <w:sz w:val="28"/>
               </w:rPr>
               <w:t>الدرس</w:t>
             </w:r>
@@ -801,7 +800,6 @@
         <w:tblW w:type="auto" w:w="0"/>
         <w:tblLayout w:type="fixed"/>
         <w:tblLook w:firstColumn="1" w:firstRow="1" w:lastColumn="0" w:lastRow="0" w:noHBand="0" w:noVBand="1" w:val="04A0"/>
-        <w:bidiVisual/>
       </w:tblPr>
       <w:tblGrid>
         <w:gridCol w:w="4513"/>
@@ -820,9 +818,9 @@
             <w:r/>
             <w:r>
               <w:rPr>
-                <w:rFonts w:ascii="Arial" w:hAnsi="Arial" w:cs="Arial"/>
+                <w:rFonts w:ascii="Times New Roman" w:hAnsi="Times New Roman" w:cs="Times New Roman"/>
                 <w:b/>
-                <w:sz w:val="26"/>
+                <w:sz w:val="28"/>
               </w:rPr>
               <w:t>الأهداف السلوكية:</w:t>
             </w:r>
@@ -840,9 +838,9 @@
             <w:r/>
             <w:r>
               <w:rPr>
-                <w:rFonts w:ascii="Arial" w:hAnsi="Arial" w:cs="Arial"/>
+                <w:rFonts w:ascii="Times New Roman" w:hAnsi="Times New Roman" w:cs="Times New Roman"/>
                 <w:b/>
-                <w:sz w:val="26"/>
+                <w:sz w:val="28"/>
               </w:rPr>
               <w:t>بعد الانتهاء من الدرس ستكون المتعلمة قادرة على أن:</w:t>
             </w:r>
@@ -862,9 +860,9 @@
             <w:r/>
             <w:r>
               <w:rPr>
-                <w:rFonts w:ascii="Arial" w:hAnsi="Arial" w:cs="Arial"/>
+                <w:rFonts w:ascii="Times New Roman" w:hAnsi="Times New Roman" w:cs="Times New Roman"/>
                 <w:b/>
-                <w:sz w:val="26"/>
+                <w:sz w:val="28"/>
               </w:rPr>
               <w:t>الأهداف المعرفية:</w:t>
             </w:r>
@@ -881,50 +879,50 @@
             <w:r/>
             <w:r>
               <w:rPr>
-                <w:rFonts w:ascii="Arial" w:hAnsi="Arial" w:cs="Arial"/>
+                <w:rFonts w:ascii="Times New Roman" w:hAnsi="Times New Roman" w:cs="Times New Roman"/>
                 <w:b w:val="0"/>
-                <w:sz w:val="26"/>
-              </w:rPr>
-              <w:t>1. تستنتج خواص المركبات الأيونية (الحالة الفيزيائية، الذوبان في الماء، التوصيل الكهربائي) من خلال التجربة.</w:t>
-            </w:r>
-          </w:p>
-          <w:p>
-            <w:pPr>
-              <w:bidi/>
-            </w:pPr>
-            <w:r>
-              <w:rPr>
-                <w:rFonts w:ascii="Arial" w:hAnsi="Arial" w:cs="Arial"/>
+                <w:sz w:val="28"/>
+              </w:rPr>
+              <w:t>١. تستنتج خواص المركبات الأيونية (الحالة الفيزيائية، الذوبان في الماء، التوصيل الكهربائي) من خلال التجربة.</w:t>
+            </w:r>
+          </w:p>
+          <w:p>
+            <w:pPr>
+              <w:bidi/>
+            </w:pPr>
+            <w:r>
+              <w:rPr>
+                <w:rFonts w:ascii="Times New Roman" w:hAnsi="Times New Roman" w:cs="Times New Roman"/>
                 <w:b w:val="0"/>
-                <w:sz w:val="26"/>
-              </w:rPr>
-              <w:t>2. تميّز بين المركب الأيوني والمركب التساهمي بالاعتماد على خواصهما.</w:t>
-            </w:r>
-          </w:p>
-          <w:p>
-            <w:pPr>
-              <w:bidi/>
-            </w:pPr>
-            <w:r>
-              <w:rPr>
-                <w:rFonts w:ascii="Arial" w:hAnsi="Arial" w:cs="Arial"/>
+                <w:sz w:val="28"/>
+              </w:rPr>
+              <w:t>٢. تميّز بين المركب الأيوني والمركب التساهمي بالاعتماد على خواصهما.</w:t>
+            </w:r>
+          </w:p>
+          <w:p>
+            <w:pPr>
+              <w:bidi/>
+            </w:pPr>
+            <w:r>
+              <w:rPr>
+                <w:rFonts w:ascii="Times New Roman" w:hAnsi="Times New Roman" w:cs="Times New Roman"/>
                 <w:b w:val="0"/>
-                <w:sz w:val="26"/>
-              </w:rPr>
-              <w:t>3. تفسّر أثر التفكك الأيوني في الماء على قدرة المحلول على نقل التيار الكهربائي.</w:t>
-            </w:r>
-          </w:p>
-          <w:p>
-            <w:pPr>
-              <w:bidi/>
-            </w:pPr>
-            <w:r>
-              <w:rPr>
-                <w:rFonts w:ascii="Arial" w:hAnsi="Arial" w:cs="Arial"/>
+                <w:sz w:val="28"/>
+              </w:rPr>
+              <w:t>٣. تفسّر أثر التفكك الأيوني في الماء على قدرة المحلول على نقل التيار الكهربائي.</w:t>
+            </w:r>
+          </w:p>
+          <w:p>
+            <w:pPr>
+              <w:bidi/>
+            </w:pPr>
+            <w:r>
+              <w:rPr>
+                <w:rFonts w:ascii="Times New Roman" w:hAnsi="Times New Roman" w:cs="Times New Roman"/>
                 <w:b w:val="0"/>
-                <w:sz w:val="26"/>
-              </w:rPr>
-              <w:t>4. تلتزم بإجراءات الأمن والسلامة داخل المختبر.</w:t>
+                <w:sz w:val="28"/>
+              </w:rPr>
+              <w:t>٤. تلتزم بإجراءات الأمن والسلامة داخل المختبر.</w:t>
             </w:r>
           </w:p>
         </w:tc>
@@ -942,9 +940,9 @@
             <w:r/>
             <w:r>
               <w:rPr>
-                <w:rFonts w:ascii="Arial" w:hAnsi="Arial" w:cs="Arial"/>
+                <w:rFonts w:ascii="Times New Roman" w:hAnsi="Times New Roman" w:cs="Times New Roman"/>
                 <w:b/>
-                <w:sz w:val="26"/>
+                <w:sz w:val="28"/>
               </w:rPr>
               <w:t>الأهداف المهارية:</w:t>
             </w:r>
@@ -961,50 +959,50 @@
             <w:r/>
             <w:r>
               <w:rPr>
-                <w:rFonts w:ascii="Arial" w:hAnsi="Arial" w:cs="Arial"/>
+                <w:rFonts w:ascii="Times New Roman" w:hAnsi="Times New Roman" w:cs="Times New Roman"/>
                 <w:b w:val="0"/>
-                <w:sz w:val="26"/>
-              </w:rPr>
-              <w:t>1. تلاحظ الحالة الفيزيائية للعينتين (A، B) وتسجل مشاهداتها.</w:t>
-            </w:r>
-          </w:p>
-          <w:p>
-            <w:pPr>
-              <w:bidi/>
-            </w:pPr>
-            <w:r>
-              <w:rPr>
-                <w:rFonts w:ascii="Arial" w:hAnsi="Arial" w:cs="Arial"/>
+                <w:sz w:val="28"/>
+              </w:rPr>
+              <w:t>١. تلاحظ الحالة الفيزيائية للعينتين (A، B) وتسجل مشاهداتها.</w:t>
+            </w:r>
+          </w:p>
+          <w:p>
+            <w:pPr>
+              <w:bidi/>
+            </w:pPr>
+            <w:r>
+              <w:rPr>
+                <w:rFonts w:ascii="Times New Roman" w:hAnsi="Times New Roman" w:cs="Times New Roman"/>
                 <w:b w:val="0"/>
-                <w:sz w:val="26"/>
-              </w:rPr>
-              <w:t>2. تقيس كتلة العينات باستخدام الميزان الإلكتروني.</w:t>
-            </w:r>
-          </w:p>
-          <w:p>
-            <w:pPr>
-              <w:bidi/>
-            </w:pPr>
-            <w:r>
-              <w:rPr>
-                <w:rFonts w:ascii="Arial" w:hAnsi="Arial" w:cs="Arial"/>
+                <w:sz w:val="28"/>
+              </w:rPr>
+              <w:t>٢. تقيس كتلة العينات باستخدام الميزان الإلكتروني.</w:t>
+            </w:r>
+          </w:p>
+          <w:p>
+            <w:pPr>
+              <w:bidi/>
+            </w:pPr>
+            <w:r>
+              <w:rPr>
+                <w:rFonts w:ascii="Times New Roman" w:hAnsi="Times New Roman" w:cs="Times New Roman"/>
                 <w:b w:val="0"/>
-                <w:sz w:val="26"/>
-              </w:rPr>
-              <w:t>3. تختبر ذوبان العينات في الماء وتوصيلها للتيار الكهربائي باستخدام الدائرة الكهربائية.</w:t>
-            </w:r>
-          </w:p>
-          <w:p>
-            <w:pPr>
-              <w:bidi/>
-            </w:pPr>
-            <w:r>
-              <w:rPr>
-                <w:rFonts w:ascii="Arial" w:hAnsi="Arial" w:cs="Arial"/>
+                <w:sz w:val="28"/>
+              </w:rPr>
+              <w:t>٣. تختبر ذوبان العينات في الماء وتوصيلها للتيار الكهربائي باستخدام الدائرة الكهربائية.</w:t>
+            </w:r>
+          </w:p>
+          <w:p>
+            <w:pPr>
+              <w:bidi/>
+            </w:pPr>
+            <w:r>
+              <w:rPr>
+                <w:rFonts w:ascii="Times New Roman" w:hAnsi="Times New Roman" w:cs="Times New Roman"/>
                 <w:b w:val="0"/>
-                <w:sz w:val="26"/>
-              </w:rPr>
-              <w:t>4. تملأ جدول المقارنة وتحدد المركب الأيوني.</w:t>
+                <w:sz w:val="28"/>
+              </w:rPr>
+              <w:t>٤. تملأ جدول المقارنة وتحدد المركب الأيوني.</w:t>
             </w:r>
           </w:p>
         </w:tc>
@@ -1022,9 +1020,9 @@
             <w:r/>
             <w:r>
               <w:rPr>
-                <w:rFonts w:ascii="Arial" w:hAnsi="Arial" w:cs="Arial"/>
+                <w:rFonts w:ascii="Times New Roman" w:hAnsi="Times New Roman" w:cs="Times New Roman"/>
                 <w:b/>
-                <w:sz w:val="26"/>
+                <w:sz w:val="28"/>
               </w:rPr>
               <w:t>الأهداف الوجدانية:</w:t>
             </w:r>
@@ -1041,37 +1039,37 @@
             <w:r/>
             <w:r>
               <w:rPr>
-                <w:rFonts w:ascii="Arial" w:hAnsi="Arial" w:cs="Arial"/>
+                <w:rFonts w:ascii="Times New Roman" w:hAnsi="Times New Roman" w:cs="Times New Roman"/>
                 <w:b w:val="0"/>
-                <w:sz w:val="26"/>
-              </w:rPr>
-              <w:t>1. تلتزم بارتداء النظارات الواقية والمعطف أثناء التجربة.</w:t>
-            </w:r>
-          </w:p>
-          <w:p>
-            <w:pPr>
-              <w:bidi/>
-            </w:pPr>
-            <w:r>
-              <w:rPr>
-                <w:rFonts w:ascii="Arial" w:hAnsi="Arial" w:cs="Arial"/>
+                <w:sz w:val="28"/>
+              </w:rPr>
+              <w:t>١. تلتزم بارتداء النظارات الواقية والمعطف أثناء التجربة.</w:t>
+            </w:r>
+          </w:p>
+          <w:p>
+            <w:pPr>
+              <w:bidi/>
+            </w:pPr>
+            <w:r>
+              <w:rPr>
+                <w:rFonts w:ascii="Times New Roman" w:hAnsi="Times New Roman" w:cs="Times New Roman"/>
                 <w:b w:val="0"/>
-                <w:sz w:val="26"/>
-              </w:rPr>
-              <w:t>2. تتعاون مع أعضاء مجموعتها بروح الفريق (مسجّل، فني أدوات، مسؤول سلامة، متحدث).</w:t>
-            </w:r>
-          </w:p>
-          <w:p>
-            <w:pPr>
-              <w:bidi/>
-            </w:pPr>
-            <w:r>
-              <w:rPr>
-                <w:rFonts w:ascii="Arial" w:hAnsi="Arial" w:cs="Arial"/>
+                <w:sz w:val="28"/>
+              </w:rPr>
+              <w:t>٢. تتعاون مع أعضاء مجموعتها بروح الفريق (مسجّل، فني أدوات، مسؤول سلامة، متحدث).</w:t>
+            </w:r>
+          </w:p>
+          <w:p>
+            <w:pPr>
+              <w:bidi/>
+            </w:pPr>
+            <w:r>
+              <w:rPr>
+                <w:rFonts w:ascii="Times New Roman" w:hAnsi="Times New Roman" w:cs="Times New Roman"/>
                 <w:b w:val="0"/>
-                <w:sz w:val="26"/>
-              </w:rPr>
-              <w:t>3. تقدّر أهمية التجربة العلمية في تمييز المواد.</w:t>
+                <w:sz w:val="28"/>
+              </w:rPr>
+              <w:t>٣. تقدّر أهمية التجربة العلمية في تمييز المواد.</w:t>
             </w:r>
           </w:p>
         </w:tc>
@@ -1088,7 +1086,6 @@
         <w:tblW w:type="auto" w:w="0"/>
         <w:tblLayout w:type="fixed"/>
         <w:tblLook w:firstColumn="1" w:firstRow="1" w:lastColumn="0" w:lastRow="0" w:noHBand="0" w:noVBand="1" w:val="04A0"/>
-        <w:bidiVisual/>
       </w:tblPr>
       <w:tblGrid>
         <w:gridCol w:w="4513"/>
@@ -1106,9 +1103,9 @@
             <w:r/>
             <w:r>
               <w:rPr>
-                <w:rFonts w:ascii="Arial" w:hAnsi="Arial" w:cs="Arial"/>
+                <w:rFonts w:ascii="Times New Roman" w:hAnsi="Times New Roman" w:cs="Times New Roman"/>
                 <w:b w:val="0"/>
-                <w:sz w:val="26"/>
+                <w:sz w:val="28"/>
               </w:rPr>
               <w:t>الكتاب المدرسي – البطاقات التشجيعية – الشاشة الذكية – الجدول الدوري – أدوات النشاط العملي (كأسا زجاج، ميزان إلكتروني، دائرة كهربائية، عبوة ماء مقطر، ساق زجاجية، ملعقة معدنية، ورق شفاف) + الكتاب الحي (index.html)</w:t>
             </w:r>
@@ -1126,9 +1123,9 @@
             <w:r/>
             <w:r>
               <w:rPr>
-                <w:rFonts w:ascii="Arial" w:hAnsi="Arial" w:cs="Arial"/>
+                <w:rFonts w:ascii="Times New Roman" w:hAnsi="Times New Roman" w:cs="Times New Roman"/>
                 <w:b/>
-                <w:sz w:val="26"/>
+                <w:sz w:val="28"/>
               </w:rPr>
               <w:t>الوسائل التعليمية:</w:t>
             </w:r>
@@ -1147,9 +1144,9 @@
             <w:r/>
             <w:r>
               <w:rPr>
-                <w:rFonts w:ascii="Arial" w:hAnsi="Arial" w:cs="Arial"/>
+                <w:rFonts w:ascii="Times New Roman" w:hAnsi="Times New Roman" w:cs="Times New Roman"/>
                 <w:b w:val="0"/>
-                <w:sz w:val="26"/>
+                <w:sz w:val="28"/>
               </w:rPr>
               <w:t>مجموعات من 4-5 متعلمات على شكل حرف U</w:t>
             </w:r>
@@ -1167,9 +1164,9 @@
             <w:r/>
             <w:r>
               <w:rPr>
-                <w:rFonts w:ascii="Arial" w:hAnsi="Arial" w:cs="Arial"/>
+                <w:rFonts w:ascii="Times New Roman" w:hAnsi="Times New Roman" w:cs="Times New Roman"/>
                 <w:b/>
-                <w:sz w:val="26"/>
+                <w:sz w:val="28"/>
               </w:rPr>
               <w:t>نظام الجلسة:</w:t>
             </w:r>
@@ -1188,7 +1185,6 @@
         <w:tblW w:type="auto" w:w="0"/>
         <w:tblLayout w:type="fixed"/>
         <w:tblLook w:firstColumn="1" w:firstRow="1" w:lastColumn="0" w:lastRow="0" w:noHBand="0" w:noVBand="1" w:val="04A0"/>
-        <w:bidiVisual/>
       </w:tblPr>
       <w:tblGrid>
         <w:gridCol w:w="9026"/>
@@ -1206,7 +1202,7 @@
             <w:r/>
             <w:r>
               <w:rPr>
-                <w:rFonts w:ascii="Arial" w:hAnsi="Arial" w:cs="Arial"/>
+                <w:rFonts w:ascii="Times New Roman" w:hAnsi="Times New Roman" w:cs="Times New Roman"/>
                 <w:b/>
                 <w:sz w:val="28"/>
               </w:rPr>
@@ -1227,7 +1223,6 @@
         <w:tblW w:type="auto" w:w="0"/>
         <w:tblLayout w:type="fixed"/>
         <w:tblLook w:firstColumn="1" w:firstRow="1" w:lastColumn="0" w:lastRow="0" w:noHBand="0" w:noVBand="1" w:val="04A0"/>
-        <w:bidiVisual/>
       </w:tblPr>
       <w:tblGrid>
         <w:gridCol w:w="4513"/>
@@ -1246,9 +1241,9 @@
             <w:r/>
             <w:r>
               <w:rPr>
-                <w:rFonts w:ascii="Arial" w:hAnsi="Arial" w:cs="Arial"/>
+                <w:rFonts w:ascii="Times New Roman" w:hAnsi="Times New Roman" w:cs="Times New Roman"/>
                 <w:b/>
-                <w:sz w:val="26"/>
+                <w:sz w:val="28"/>
               </w:rPr>
               <w:t>الكأس المجهول: ملح أم سكر؟</w:t>
             </w:r>
@@ -1266,9 +1261,9 @@
             <w:r/>
             <w:r>
               <w:rPr>
-                <w:rFonts w:ascii="Arial" w:hAnsi="Arial" w:cs="Arial"/>
+                <w:rFonts w:ascii="Times New Roman" w:hAnsi="Times New Roman" w:cs="Times New Roman"/>
                 <w:b/>
-                <w:sz w:val="26"/>
+                <w:sz w:val="28"/>
               </w:rPr>
               <w:t>النشاط رقم 1</w:t>
             </w:r>
@@ -1288,9 +1283,9 @@
             <w:r/>
             <w:r>
               <w:rPr>
-                <w:rFonts w:ascii="Arial" w:hAnsi="Arial" w:cs="Arial"/>
+                <w:rFonts w:ascii="Times New Roman" w:hAnsi="Times New Roman" w:cs="Times New Roman"/>
                 <w:b w:val="0"/>
-                <w:sz w:val="26"/>
+                <w:sz w:val="28"/>
               </w:rPr>
               <w:t>استراتيجية: (إثارة الفضول)</w:t>
             </w:r>
@@ -1301,9 +1296,9 @@
             </w:pPr>
             <w:r>
               <w:rPr>
-                <w:rFonts w:ascii="Arial" w:hAnsi="Arial" w:cs="Arial"/>
+                <w:rFonts w:ascii="Times New Roman" w:hAnsi="Times New Roman" w:cs="Times New Roman"/>
                 <w:b w:val="0"/>
-                <w:sz w:val="26"/>
+                <w:sz w:val="28"/>
               </w:rPr>
               <w:t>الأداة: كأس يحتوي مادة بيضاء (A أو B)</w:t>
             </w:r>
@@ -1314,9 +1309,9 @@
             </w:pPr>
             <w:r>
               <w:rPr>
-                <w:rFonts w:ascii="Arial" w:hAnsi="Arial" w:cs="Arial"/>
+                <w:rFonts w:ascii="Times New Roman" w:hAnsi="Times New Roman" w:cs="Times New Roman"/>
                 <w:b w:val="0"/>
-                <w:sz w:val="26"/>
+                <w:sz w:val="28"/>
               </w:rPr>
               <w:t>يحقق الهدف المعرفي 1 والهدف المهاري 1          الزمن: 5 د</w:t>
             </w:r>
@@ -1336,9 +1331,9 @@
             <w:r/>
             <w:r>
               <w:rPr>
-                <w:rFonts w:ascii="Arial" w:hAnsi="Arial" w:cs="Arial"/>
+                <w:rFonts w:ascii="Times New Roman" w:hAnsi="Times New Roman" w:cs="Times New Roman"/>
                 <w:b w:val="0"/>
-                <w:sz w:val="26"/>
+                <w:sz w:val="28"/>
               </w:rPr>
               <w:t>أعرض كأسًا يحتوي مادة بيضاء، وأقول: قد تكون هذه المادة ملحًا يرفع ضغط الدم، أو سكرًا يمدنا بالطاقة، وبمظهرها الحالي لا يمكننا التفريق بينهما دون تذوق! (يُمنع التذوق منعًا باتًا).</w:t>
             </w:r>
@@ -1349,9 +1344,9 @@
             </w:pPr>
             <w:r>
               <w:rPr>
-                <w:rFonts w:ascii="Arial" w:hAnsi="Arial" w:cs="Arial"/>
+                <w:rFonts w:ascii="Times New Roman" w:hAnsi="Times New Roman" w:cs="Times New Roman"/>
                 <w:b w:val="0"/>
-                <w:sz w:val="26"/>
+                <w:sz w:val="28"/>
               </w:rPr>
               <w:t>أطرح: كيف يمكننا استخدام مفاهيم الفيزياء والكيمياء (الماء والكهرباء) لجعل هذه المواد تكشف عن هويتها وسر روابطها الداخلية؟</w:t>
             </w:r>
@@ -1370,7 +1365,6 @@
         <w:tblW w:type="auto" w:w="0"/>
         <w:tblLayout w:type="fixed"/>
         <w:tblLook w:firstColumn="1" w:firstRow="1" w:lastColumn="0" w:lastRow="0" w:noHBand="0" w:noVBand="1" w:val="04A0"/>
-        <w:bidiVisual/>
       </w:tblPr>
       <w:tblGrid>
         <w:gridCol w:w="9026"/>
@@ -1388,7 +1382,7 @@
             <w:r/>
             <w:r>
               <w:rPr>
-                <w:rFonts w:ascii="Arial" w:hAnsi="Arial" w:cs="Arial"/>
+                <w:rFonts w:ascii="Times New Roman" w:hAnsi="Times New Roman" w:cs="Times New Roman"/>
                 <w:b/>
                 <w:sz w:val="28"/>
               </w:rPr>
@@ -1409,7 +1403,6 @@
         <w:tblW w:type="auto" w:w="0"/>
         <w:tblLayout w:type="fixed"/>
         <w:tblLook w:firstColumn="1" w:firstRow="1" w:lastColumn="0" w:lastRow="0" w:noHBand="0" w:noVBand="1" w:val="04A0"/>
-        <w:bidiVisual/>
       </w:tblPr>
       <w:tblGrid>
         <w:gridCol w:w="4513"/>
@@ -1428,9 +1421,9 @@
             <w:r/>
             <w:r>
               <w:rPr>
-                <w:rFonts w:ascii="Arial" w:hAnsi="Arial" w:cs="Arial"/>
+                <w:rFonts w:ascii="Times New Roman" w:hAnsi="Times New Roman" w:cs="Times New Roman"/>
                 <w:b/>
-                <w:sz w:val="26"/>
+                <w:sz w:val="28"/>
               </w:rPr>
               <w:t>المختبر قبل المختبر: جدول النتائج</w:t>
             </w:r>
@@ -1448,9 +1441,9 @@
             <w:r/>
             <w:r>
               <w:rPr>
-                <w:rFonts w:ascii="Arial" w:hAnsi="Arial" w:cs="Arial"/>
+                <w:rFonts w:ascii="Times New Roman" w:hAnsi="Times New Roman" w:cs="Times New Roman"/>
                 <w:b/>
-                <w:sz w:val="26"/>
+                <w:sz w:val="28"/>
               </w:rPr>
               <w:t>النشاط رقم 2</w:t>
             </w:r>
@@ -1470,9 +1463,9 @@
             <w:r/>
             <w:r>
               <w:rPr>
-                <w:rFonts w:ascii="Arial" w:hAnsi="Arial" w:cs="Arial"/>
+                <w:rFonts w:ascii="Times New Roman" w:hAnsi="Times New Roman" w:cs="Times New Roman"/>
                 <w:b w:val="0"/>
-                <w:sz w:val="26"/>
+                <w:sz w:val="28"/>
               </w:rPr>
               <w:t>استراتيجية: (التعلم الذاتي الرقمي والتنبؤ)</w:t>
             </w:r>
@@ -1483,9 +1476,9 @@
             </w:pPr>
             <w:r>
               <w:rPr>
-                <w:rFonts w:ascii="Arial" w:hAnsi="Arial" w:cs="Arial"/>
+                <w:rFonts w:ascii="Times New Roman" w:hAnsi="Times New Roman" w:cs="Times New Roman"/>
                 <w:b w:val="0"/>
-                <w:sz w:val="26"/>
+                <w:sz w:val="28"/>
               </w:rPr>
               <w:t>الأداة: الكتاب الحي (index.html) – صفحات: النشاط العملي الأول، جدول النتائج</w:t>
             </w:r>
@@ -1496,9 +1489,9 @@
             </w:pPr>
             <w:r>
               <w:rPr>
-                <w:rFonts w:ascii="Arial" w:hAnsi="Arial" w:cs="Arial"/>
+                <w:rFonts w:ascii="Times New Roman" w:hAnsi="Times New Roman" w:cs="Times New Roman"/>
                 <w:b w:val="0"/>
-                <w:sz w:val="26"/>
+                <w:sz w:val="28"/>
               </w:rPr>
               <w:t>يحقق المهارة 4، والهدف المعرفي 1          الزمن: 5 د</w:t>
             </w:r>
@@ -1518,9 +1511,9 @@
             <w:r/>
             <w:r>
               <w:rPr>
-                <w:rFonts w:ascii="Arial" w:hAnsi="Arial" w:cs="Arial"/>
+                <w:rFonts w:ascii="Times New Roman" w:hAnsi="Times New Roman" w:cs="Times New Roman"/>
                 <w:b w:val="0"/>
-                <w:sz w:val="26"/>
+                <w:sz w:val="28"/>
               </w:rPr>
               <w:t>تتوقع كل مجموعة نتائج العينتين في الجدول قبل التجربة، ثم تراجعها في الكتاب الحي، وتعرف الهدف من كل خطوة في النشاط.</w:t>
             </w:r>
@@ -1531,9 +1524,9 @@
             </w:pPr>
             <w:r>
               <w:rPr>
-                <w:rFonts w:ascii="Arial" w:hAnsi="Arial" w:cs="Arial"/>
+                <w:rFonts w:ascii="Times New Roman" w:hAnsi="Times New Roman" w:cs="Times New Roman"/>
                 <w:b w:val="0"/>
-                <w:sz w:val="26"/>
+                <w:sz w:val="28"/>
               </w:rPr>
               <w:t>أذكّر بقواعد الأمن: النظارات الواقية والمعطف، ويُمنع التذوق، وتُستخدم الكؤوس المخصصة لكل عينة فقط.</w:t>
             </w:r>
@@ -1552,7 +1545,6 @@
         <w:tblW w:type="auto" w:w="0"/>
         <w:tblLayout w:type="fixed"/>
         <w:tblLook w:firstColumn="1" w:firstRow="1" w:lastColumn="0" w:lastRow="0" w:noHBand="0" w:noVBand="1" w:val="04A0"/>
-        <w:bidiVisual/>
       </w:tblPr>
       <w:tblGrid>
         <w:gridCol w:w="4513"/>
@@ -1571,9 +1563,9 @@
             <w:r/>
             <w:r>
               <w:rPr>
-                <w:rFonts w:ascii="Arial" w:hAnsi="Arial" w:cs="Arial"/>
+                <w:rFonts w:ascii="Times New Roman" w:hAnsi="Times New Roman" w:cs="Times New Roman"/>
                 <w:b/>
-                <w:sz w:val="26"/>
+                <w:sz w:val="28"/>
               </w:rPr>
               <w:t>محققات الأمن والقياس</w:t>
             </w:r>
@@ -1591,9 +1583,9 @@
             <w:r/>
             <w:r>
               <w:rPr>
-                <w:rFonts w:ascii="Arial" w:hAnsi="Arial" w:cs="Arial"/>
+                <w:rFonts w:ascii="Times New Roman" w:hAnsi="Times New Roman" w:cs="Times New Roman"/>
                 <w:b/>
-                <w:sz w:val="26"/>
+                <w:sz w:val="28"/>
               </w:rPr>
               <w:t>النشاط رقم 3</w:t>
             </w:r>
@@ -1613,9 +1605,9 @@
             <w:r/>
             <w:r>
               <w:rPr>
-                <w:rFonts w:ascii="Arial" w:hAnsi="Arial" w:cs="Arial"/>
+                <w:rFonts w:ascii="Times New Roman" w:hAnsi="Times New Roman" w:cs="Times New Roman"/>
                 <w:b w:val="0"/>
-                <w:sz w:val="26"/>
+                <w:sz w:val="28"/>
               </w:rPr>
               <w:t>استراتيجية: (الملاحظة، التعلم التعاوني)</w:t>
             </w:r>
@@ -1626,9 +1618,9 @@
             </w:pPr>
             <w:r>
               <w:rPr>
-                <w:rFonts w:ascii="Arial" w:hAnsi="Arial" w:cs="Arial"/>
+                <w:rFonts w:ascii="Times New Roman" w:hAnsi="Times New Roman" w:cs="Times New Roman"/>
                 <w:b w:val="0"/>
-                <w:sz w:val="26"/>
+                <w:sz w:val="28"/>
               </w:rPr>
               <w:t>الأداة: الميزان الإلكتروني، الكأسان، ورق شفاف، الكتاب المدرسي صفحة 120</w:t>
             </w:r>
@@ -1639,9 +1631,9 @@
             </w:pPr>
             <w:r>
               <w:rPr>
-                <w:rFonts w:ascii="Arial" w:hAnsi="Arial" w:cs="Arial"/>
+                <w:rFonts w:ascii="Times New Roman" w:hAnsi="Times New Roman" w:cs="Times New Roman"/>
                 <w:b w:val="0"/>
-                <w:sz w:val="26"/>
+                <w:sz w:val="28"/>
               </w:rPr>
               <w:t>يحقق المهارة 1، 2 والهدف الوجداني 1، 2          الزمن: 10 د</w:t>
             </w:r>
@@ -1661,9 +1653,9 @@
             <w:r/>
             <w:r>
               <w:rPr>
-                <w:rFonts w:ascii="Arial" w:hAnsi="Arial" w:cs="Arial"/>
+                <w:rFonts w:ascii="Times New Roman" w:hAnsi="Times New Roman" w:cs="Times New Roman"/>
                 <w:b w:val="0"/>
-                <w:sz w:val="26"/>
+                <w:sz w:val="28"/>
               </w:rPr>
               <w:t>أوزّع الأدوار: مسجّل، فني أدوات، مسؤول سلامة، متحدث. تفحص المجموعة الحالة الفيزيائية للعينتين A وB وتسجل مشاهداتها في الجدول.</w:t>
             </w:r>
@@ -1674,9 +1666,9 @@
             </w:pPr>
             <w:r>
               <w:rPr>
-                <w:rFonts w:ascii="Arial" w:hAnsi="Arial" w:cs="Arial"/>
+                <w:rFonts w:ascii="Times New Roman" w:hAnsi="Times New Roman" w:cs="Times New Roman"/>
                 <w:b w:val="0"/>
-                <w:sz w:val="26"/>
+                <w:sz w:val="28"/>
               </w:rPr>
               <w:t>ثم تزن كل مجموعة كتلة محددة من كل عينة بالميزان الإلكتروني، وتنقلها إلى الكأس الزجاجي الخاص بها باستخدام الورق الشفاف.</w:t>
             </w:r>
@@ -1695,7 +1687,6 @@
         <w:tblW w:type="auto" w:w="0"/>
         <w:tblLayout w:type="fixed"/>
         <w:tblLook w:firstColumn="1" w:firstRow="1" w:lastColumn="0" w:lastRow="0" w:noHBand="0" w:noVBand="1" w:val="04A0"/>
-        <w:bidiVisual/>
       </w:tblPr>
       <w:tblGrid>
         <w:gridCol w:w="4513"/>
@@ -1714,9 +1705,9 @@
             <w:r/>
             <w:r>
               <w:rPr>
-                <w:rFonts w:ascii="Arial" w:hAnsi="Arial" w:cs="Arial"/>
+                <w:rFonts w:ascii="Times New Roman" w:hAnsi="Times New Roman" w:cs="Times New Roman"/>
                 <w:b/>
-                <w:sz w:val="26"/>
+                <w:sz w:val="28"/>
               </w:rPr>
               <w:t>دائرة الاكتشاف: الذوبان والتوصيل</w:t>
             </w:r>
@@ -1734,9 +1725,9 @@
             <w:r/>
             <w:r>
               <w:rPr>
-                <w:rFonts w:ascii="Arial" w:hAnsi="Arial" w:cs="Arial"/>
+                <w:rFonts w:ascii="Times New Roman" w:hAnsi="Times New Roman" w:cs="Times New Roman"/>
                 <w:b/>
-                <w:sz w:val="26"/>
+                <w:sz w:val="28"/>
               </w:rPr>
               <w:t>النشاط رقم 4</w:t>
             </w:r>
@@ -1756,9 +1747,9 @@
             <w:r/>
             <w:r>
               <w:rPr>
-                <w:rFonts w:ascii="Arial" w:hAnsi="Arial" w:cs="Arial"/>
+                <w:rFonts w:ascii="Times New Roman" w:hAnsi="Times New Roman" w:cs="Times New Roman"/>
                 <w:b w:val="0"/>
-                <w:sz w:val="26"/>
+                <w:sz w:val="28"/>
               </w:rPr>
               <w:t>استراتيجية: (المحقق العلمي، التعلم التعاوني)</w:t>
             </w:r>
@@ -1769,9 +1760,9 @@
             </w:pPr>
             <w:r>
               <w:rPr>
-                <w:rFonts w:ascii="Arial" w:hAnsi="Arial" w:cs="Arial"/>
+                <w:rFonts w:ascii="Times New Roman" w:hAnsi="Times New Roman" w:cs="Times New Roman"/>
                 <w:b w:val="0"/>
-                <w:sz w:val="26"/>
+                <w:sz w:val="28"/>
               </w:rPr>
               <w:t>الأداة: ماء مقطر (150 mL)، ساق زجاجية، دائرة كهربائية بقطبي كربون، الكتاب المدرسي صفحة 120</w:t>
             </w:r>
@@ -1782,9 +1773,9 @@
             </w:pPr>
             <w:r>
               <w:rPr>
-                <w:rFonts w:ascii="Arial" w:hAnsi="Arial" w:cs="Arial"/>
+                <w:rFonts w:ascii="Times New Roman" w:hAnsi="Times New Roman" w:cs="Times New Roman"/>
                 <w:b w:val="0"/>
-                <w:sz w:val="26"/>
+                <w:sz w:val="28"/>
               </w:rPr>
               <w:t>يحقق المهارة 3 والهدف المعرفي 1، 3          الزمن: 10 د</w:t>
             </w:r>
@@ -1804,9 +1795,9 @@
             <w:r/>
             <w:r>
               <w:rPr>
-                <w:rFonts w:ascii="Arial" w:hAnsi="Arial" w:cs="Arial"/>
+                <w:rFonts w:ascii="Times New Roman" w:hAnsi="Times New Roman" w:cs="Times New Roman"/>
                 <w:b w:val="0"/>
-                <w:sz w:val="26"/>
+                <w:sz w:val="28"/>
               </w:rPr>
               <w:t>تذيب كل مجموعة كل عينة في الماء المقطر في الكأس المخصص لها، وتلاحظ الذوبان بالساق الزجاجية. ثم تغمس قطبي الكربون في المحلول وتسجل إضاءة المصباح من عدمها.</w:t>
             </w:r>
@@ -1817,9 +1808,9 @@
             </w:pPr>
             <w:r>
               <w:rPr>
-                <w:rFonts w:ascii="Arial" w:hAnsi="Arial" w:cs="Arial"/>
+                <w:rFonts w:ascii="Times New Roman" w:hAnsi="Times New Roman" w:cs="Times New Roman"/>
                 <w:b w:val="0"/>
-                <w:sz w:val="26"/>
+                <w:sz w:val="28"/>
               </w:rPr>
               <w:t>أذكّر الطالبات بأن الماء المقطر وحده لا يوصل الكهرباء، وأوجّههن لتفسير التوصيل بالتفكك الأيوني.</w:t>
             </w:r>
@@ -1838,7 +1829,6 @@
         <w:tblW w:type="auto" w:w="0"/>
         <w:tblLayout w:type="fixed"/>
         <w:tblLook w:firstColumn="1" w:firstRow="1" w:lastColumn="0" w:lastRow="0" w:noHBand="0" w:noVBand="1" w:val="04A0"/>
-        <w:bidiVisual/>
       </w:tblPr>
       <w:tblGrid>
         <w:gridCol w:w="4513"/>
@@ -1857,9 +1847,9 @@
             <w:r/>
             <w:r>
               <w:rPr>
-                <w:rFonts w:ascii="Arial" w:hAnsi="Arial" w:cs="Arial"/>
+                <w:rFonts w:ascii="Times New Roman" w:hAnsi="Times New Roman" w:cs="Times New Roman"/>
                 <w:b/>
-                <w:sz w:val="26"/>
+                <w:sz w:val="28"/>
               </w:rPr>
               <w:t>المحلل الصغير: من هو الأيوني؟</w:t>
             </w:r>
@@ -1877,9 +1867,9 @@
             <w:r/>
             <w:r>
               <w:rPr>
-                <w:rFonts w:ascii="Arial" w:hAnsi="Arial" w:cs="Arial"/>
+                <w:rFonts w:ascii="Times New Roman" w:hAnsi="Times New Roman" w:cs="Times New Roman"/>
                 <w:b/>
-                <w:sz w:val="26"/>
+                <w:sz w:val="28"/>
               </w:rPr>
               <w:t>النشاط رقم 5</w:t>
             </w:r>
@@ -1899,9 +1889,9 @@
             <w:r/>
             <w:r>
               <w:rPr>
-                <w:rFonts w:ascii="Arial" w:hAnsi="Arial" w:cs="Arial"/>
+                <w:rFonts w:ascii="Times New Roman" w:hAnsi="Times New Roman" w:cs="Times New Roman"/>
                 <w:b w:val="0"/>
-                <w:sz w:val="26"/>
+                <w:sz w:val="28"/>
               </w:rPr>
               <w:t>استراتيجية: (تحليل وتفسير البيانات)</w:t>
             </w:r>
@@ -1912,9 +1902,9 @@
             </w:pPr>
             <w:r>
               <w:rPr>
-                <w:rFonts w:ascii="Arial" w:hAnsi="Arial" w:cs="Arial"/>
+                <w:rFonts w:ascii="Times New Roman" w:hAnsi="Times New Roman" w:cs="Times New Roman"/>
                 <w:b w:val="0"/>
-                <w:sz w:val="26"/>
+                <w:sz w:val="28"/>
               </w:rPr>
               <w:t>الأداة: الكتاب المدرسي صفحة 122 (الاستنتاج) والكتاب الحي صفحة «طبّق وحلّل»</w:t>
             </w:r>
@@ -1925,9 +1915,9 @@
             </w:pPr>
             <w:r>
               <w:rPr>
-                <w:rFonts w:ascii="Arial" w:hAnsi="Arial" w:cs="Arial"/>
+                <w:rFonts w:ascii="Times New Roman" w:hAnsi="Times New Roman" w:cs="Times New Roman"/>
                 <w:b w:val="0"/>
-                <w:sz w:val="26"/>
+                <w:sz w:val="28"/>
               </w:rPr>
               <w:t>يحقق المهارة 4 والهدف المعرفي 2          الزمن: 5 د</w:t>
             </w:r>
@@ -1947,9 +1937,9 @@
             <w:r/>
             <w:r>
               <w:rPr>
-                <w:rFonts w:ascii="Arial" w:hAnsi="Arial" w:cs="Arial"/>
+                <w:rFonts w:ascii="Times New Roman" w:hAnsi="Times New Roman" w:cs="Times New Roman"/>
                 <w:b w:val="0"/>
-                <w:sz w:val="26"/>
+                <w:sz w:val="28"/>
               </w:rPr>
               <w:t>تكمل كل مجموعة جدول المقارنة وتستنتج المركب الأيوني من العينتين مع التبرير، ثم تكتب الجملة: «المركب الأيوني يوجد في الحالة ...، ويكون محلولًا عند ...».</w:t>
             </w:r>
@@ -1968,7 +1958,6 @@
         <w:tblW w:type="auto" w:w="0"/>
         <w:tblLayout w:type="fixed"/>
         <w:tblLook w:firstColumn="1" w:firstRow="1" w:lastColumn="0" w:lastRow="0" w:noHBand="0" w:noVBand="1" w:val="04A0"/>
-        <w:bidiVisual/>
       </w:tblPr>
       <w:tblGrid>
         <w:gridCol w:w="9026"/>
@@ -1986,7 +1975,7 @@
             <w:r/>
             <w:r>
               <w:rPr>
-                <w:rFonts w:ascii="Arial" w:hAnsi="Arial" w:cs="Arial"/>
+                <w:rFonts w:ascii="Times New Roman" w:hAnsi="Times New Roman" w:cs="Times New Roman"/>
                 <w:b/>
                 <w:sz w:val="28"/>
               </w:rPr>
@@ -2007,7 +1996,6 @@
         <w:tblW w:type="auto" w:w="0"/>
         <w:tblLayout w:type="fixed"/>
         <w:tblLook w:firstColumn="1" w:firstRow="1" w:lastColumn="0" w:lastRow="0" w:noHBand="0" w:noVBand="1" w:val="04A0"/>
-        <w:bidiVisual/>
       </w:tblPr>
       <w:tblGrid>
         <w:gridCol w:w="9026"/>
@@ -2025,9 +2013,9 @@
             <w:r/>
             <w:r>
               <w:rPr>
-                <w:rFonts w:ascii="Arial" w:hAnsi="Arial" w:cs="Arial"/>
+                <w:rFonts w:ascii="Times New Roman" w:hAnsi="Times New Roman" w:cs="Times New Roman"/>
                 <w:b/>
-                <w:sz w:val="26"/>
+                <w:sz w:val="28"/>
               </w:rPr>
               <w:t>التقويم الصفي: المركب الأيوني من العينتين</w:t>
             </w:r>
@@ -2046,9 +2034,9 @@
             <w:r/>
             <w:r>
               <w:rPr>
-                <w:rFonts w:ascii="Arial" w:hAnsi="Arial" w:cs="Arial"/>
+                <w:rFonts w:ascii="Times New Roman" w:hAnsi="Times New Roman" w:cs="Times New Roman"/>
                 <w:b w:val="0"/>
-                <w:sz w:val="26"/>
+                <w:sz w:val="28"/>
               </w:rPr>
               <w:t>أطلب من كل مجموعة الإجابة عن: ما المركب الأيوني من العينتين؟ ولماذا لم يوصل المحلول الثاني الكهرباء؟</w:t>
             </w:r>
@@ -2059,9 +2047,9 @@
             </w:pPr>
             <w:r>
               <w:rPr>
-                <w:rFonts w:ascii="Arial" w:hAnsi="Arial" w:cs="Arial"/>
+                <w:rFonts w:ascii="Times New Roman" w:hAnsi="Times New Roman" w:cs="Times New Roman"/>
                 <w:b w:val="0"/>
-                <w:sz w:val="26"/>
+                <w:sz w:val="28"/>
               </w:rPr>
               <w:t>ثم تحل الطالبات بصورة فردية السؤال الأول صفحة 124: اكتب أكبر عدد من صيغ المركبات الأيونية الممكن تكوينها من Na، Mg، F، Cl، ثم رتبها حسب الخاصية الأيونية من الأقل إلى الأعلى.</w:t>
             </w:r>
@@ -2072,9 +2060,9 @@
             </w:pPr>
             <w:r>
               <w:rPr>
-                <w:rFonts w:ascii="Arial" w:hAnsi="Arial" w:cs="Arial"/>
+                <w:rFonts w:ascii="Times New Roman" w:hAnsi="Times New Roman" w:cs="Times New Roman"/>
                 <w:b w:val="0"/>
-                <w:sz w:val="26"/>
+                <w:sz w:val="28"/>
               </w:rPr>
               <w:t>الزمن: 5 د</w:t>
             </w:r>
@@ -2085,9 +2073,9 @@
             </w:pPr>
             <w:r>
               <w:rPr>
-                <w:rFonts w:ascii="Arial" w:hAnsi="Arial" w:cs="Arial"/>
+                <w:rFonts w:ascii="Times New Roman" w:hAnsi="Times New Roman" w:cs="Times New Roman"/>
                 <w:b w:val="0"/>
-                <w:sz w:val="26"/>
+                <w:sz w:val="28"/>
               </w:rPr>
               <w:t>تذكرة خروج: لماذا لا يوصل محلول السكر التيار الكهربائي؟ (السكر مركب تساهمي لا يتفكك إلى أيونات)</w:t>
             </w:r>
@@ -2106,7 +2094,6 @@
         <w:tblW w:type="auto" w:w="0"/>
         <w:tblLayout w:type="fixed"/>
         <w:tblLook w:firstColumn="1" w:firstRow="1" w:lastColumn="0" w:lastRow="0" w:noHBand="0" w:noVBand="1" w:val="04A0"/>
-        <w:bidiVisual/>
       </w:tblPr>
       <w:tblGrid>
         <w:gridCol w:w="9026"/>
@@ -2123,9 +2110,9 @@
             <w:r/>
             <w:r>
               <w:rPr>
-                <w:rFonts w:ascii="Arial" w:hAnsi="Arial" w:cs="Arial"/>
+                <w:rFonts w:ascii="Times New Roman" w:hAnsi="Times New Roman" w:cs="Times New Roman"/>
                 <w:b w:val="0"/>
-                <w:sz w:val="26"/>
+                <w:sz w:val="28"/>
               </w:rPr>
               <w:t>التقويم اللاصفي: إعداد تقرير مختصر عن النشاط العملي يتضمن الجدول والاستنتاج، وحل السؤال الثاني صفحة 125.</w:t>
             </w:r>
@@ -2144,7 +2131,6 @@
         <w:tblW w:type="auto" w:w="0"/>
         <w:tblLayout w:type="fixed"/>
         <w:tblLook w:firstColumn="1" w:firstRow="1" w:lastColumn="0" w:lastRow="0" w:noHBand="0" w:noVBand="1" w:val="04A0"/>
-        <w:bidiVisual/>
       </w:tblPr>
       <w:tblGrid>
         <w:gridCol w:w="9026"/>
@@ -2162,7 +2148,7 @@
             <w:r/>
             <w:r>
               <w:rPr>
-                <w:rFonts w:ascii="Arial" w:hAnsi="Arial" w:cs="Arial"/>
+                <w:rFonts w:ascii="Times New Roman" w:hAnsi="Times New Roman" w:cs="Times New Roman"/>
                 <w:b/>
                 <w:sz w:val="28"/>
               </w:rPr>
@@ -2183,7 +2169,6 @@
         <w:tblW w:type="auto" w:w="0"/>
         <w:tblLayout w:type="fixed"/>
         <w:tblLook w:firstColumn="1" w:firstRow="1" w:lastColumn="0" w:lastRow="0" w:noHBand="0" w:noVBand="1" w:val="04A0"/>
-        <w:bidiVisual/>
       </w:tblPr>
       <w:tblGrid>
         <w:gridCol w:w="3009"/>
@@ -2202,9 +2187,9 @@
             <w:r/>
             <w:r>
               <w:rPr>
-                <w:rFonts w:ascii="Arial" w:hAnsi="Arial" w:cs="Arial"/>
+                <w:rFonts w:ascii="Times New Roman" w:hAnsi="Times New Roman" w:cs="Times New Roman"/>
                 <w:b w:val="0"/>
-                <w:sz w:val="26"/>
+                <w:sz w:val="28"/>
               </w:rPr>
               <w:t>ملاحظات...............................</w:t>
             </w:r>
@@ -2221,9 +2206,9 @@
             <w:r/>
             <w:r>
               <w:rPr>
-                <w:rFonts w:ascii="Arial" w:hAnsi="Arial" w:cs="Arial"/>
+                <w:rFonts w:ascii="Times New Roman" w:hAnsi="Times New Roman" w:cs="Times New Roman"/>
                 <w:b w:val="0"/>
-                <w:sz w:val="26"/>
+                <w:sz w:val="28"/>
               </w:rPr>
               <w:t>☆ ☆ ☆ ☆ ☆</w:t>
             </w:r>
@@ -2241,9 +2226,9 @@
             <w:r/>
             <w:r>
               <w:rPr>
-                <w:rFonts w:ascii="Arial" w:hAnsi="Arial" w:cs="Arial"/>
+                <w:rFonts w:ascii="Times New Roman" w:hAnsi="Times New Roman" w:cs="Times New Roman"/>
                 <w:b/>
-                <w:sz w:val="26"/>
+                <w:sz w:val="28"/>
               </w:rPr>
               <w:t>إعدادي الكتابي</w:t>
             </w:r>
@@ -2262,9 +2247,9 @@
             <w:r/>
             <w:r>
               <w:rPr>
-                <w:rFonts w:ascii="Arial" w:hAnsi="Arial" w:cs="Arial"/>
+                <w:rFonts w:ascii="Times New Roman" w:hAnsi="Times New Roman" w:cs="Times New Roman"/>
                 <w:b w:val="0"/>
-                <w:sz w:val="26"/>
+                <w:sz w:val="28"/>
               </w:rPr>
               <w:t>ملاحظات...............................</w:t>
             </w:r>
@@ -2281,9 +2266,9 @@
             <w:r/>
             <w:r>
               <w:rPr>
-                <w:rFonts w:ascii="Arial" w:hAnsi="Arial" w:cs="Arial"/>
+                <w:rFonts w:ascii="Times New Roman" w:hAnsi="Times New Roman" w:cs="Times New Roman"/>
                 <w:b w:val="0"/>
-                <w:sz w:val="26"/>
+                <w:sz w:val="28"/>
               </w:rPr>
               <w:t>☆ ☆ ☆ ☆ ☆</w:t>
             </w:r>
@@ -2301,9 +2286,9 @@
             <w:r/>
             <w:r>
               <w:rPr>
-                <w:rFonts w:ascii="Arial" w:hAnsi="Arial" w:cs="Arial"/>
+                <w:rFonts w:ascii="Times New Roman" w:hAnsi="Times New Roman" w:cs="Times New Roman"/>
                 <w:b/>
-                <w:sz w:val="26"/>
+                <w:sz w:val="28"/>
               </w:rPr>
               <w:t>أدائي داخل الحصة</w:t>
             </w:r>
@@ -2322,9 +2307,9 @@
             <w:r/>
             <w:r>
               <w:rPr>
-                <w:rFonts w:ascii="Arial" w:hAnsi="Arial" w:cs="Arial"/>
+                <w:rFonts w:ascii="Times New Roman" w:hAnsi="Times New Roman" w:cs="Times New Roman"/>
                 <w:b w:val="0"/>
-                <w:sz w:val="26"/>
+                <w:sz w:val="28"/>
               </w:rPr>
               <w:t>ملاحظات...............................</w:t>
             </w:r>
@@ -2341,9 +2326,9 @@
             <w:r/>
             <w:r>
               <w:rPr>
-                <w:rFonts w:ascii="Arial" w:hAnsi="Arial" w:cs="Arial"/>
+                <w:rFonts w:ascii="Times New Roman" w:hAnsi="Times New Roman" w:cs="Times New Roman"/>
                 <w:b w:val="0"/>
-                <w:sz w:val="26"/>
+                <w:sz w:val="28"/>
               </w:rPr>
               <w:t>☆ ☆ ☆ ☆ ☆</w:t>
             </w:r>
@@ -2361,9 +2346,9 @@
             <w:r/>
             <w:r>
               <w:rPr>
-                <w:rFonts w:ascii="Arial" w:hAnsi="Arial" w:cs="Arial"/>
+                <w:rFonts w:ascii="Times New Roman" w:hAnsi="Times New Roman" w:cs="Times New Roman"/>
                 <w:b/>
-                <w:sz w:val="26"/>
+                <w:sz w:val="28"/>
               </w:rPr>
               <w:t>مدى تنوع الأنشطة</w:t>
             </w:r>
@@ -2382,9 +2367,9 @@
             <w:r/>
             <w:r>
               <w:rPr>
-                <w:rFonts w:ascii="Arial" w:hAnsi="Arial" w:cs="Arial"/>
+                <w:rFonts w:ascii="Times New Roman" w:hAnsi="Times New Roman" w:cs="Times New Roman"/>
                 <w:b w:val="0"/>
-                <w:sz w:val="26"/>
+                <w:sz w:val="28"/>
               </w:rPr>
               <w:t>ملاحظات...............................</w:t>
             </w:r>
@@ -2401,9 +2386,9 @@
             <w:r/>
             <w:r>
               <w:rPr>
-                <w:rFonts w:ascii="Arial" w:hAnsi="Arial" w:cs="Arial"/>
+                <w:rFonts w:ascii="Times New Roman" w:hAnsi="Times New Roman" w:cs="Times New Roman"/>
                 <w:b w:val="0"/>
-                <w:sz w:val="26"/>
+                <w:sz w:val="28"/>
               </w:rPr>
               <w:t>☆ ☆ ☆ ☆ ☆</w:t>
             </w:r>
@@ -2421,9 +2406,9 @@
             <w:r/>
             <w:r>
               <w:rPr>
-                <w:rFonts w:ascii="Arial" w:hAnsi="Arial" w:cs="Arial"/>
+                <w:rFonts w:ascii="Times New Roman" w:hAnsi="Times New Roman" w:cs="Times New Roman"/>
                 <w:b/>
-                <w:sz w:val="26"/>
+                <w:sz w:val="28"/>
               </w:rPr>
               <w:t>تفاعل المتعلمات</w:t>
             </w:r>
@@ -2442,9 +2427,9 @@
             <w:r/>
             <w:r>
               <w:rPr>
-                <w:rFonts w:ascii="Arial" w:hAnsi="Arial" w:cs="Arial"/>
+                <w:rFonts w:ascii="Times New Roman" w:hAnsi="Times New Roman" w:cs="Times New Roman"/>
                 <w:b w:val="0"/>
-                <w:sz w:val="26"/>
+                <w:sz w:val="28"/>
               </w:rPr>
               <w:t>ملاحظات...............................</w:t>
             </w:r>
@@ -2461,9 +2446,9 @@
             <w:r/>
             <w:r>
               <w:rPr>
-                <w:rFonts w:ascii="Arial" w:hAnsi="Arial" w:cs="Arial"/>
+                <w:rFonts w:ascii="Times New Roman" w:hAnsi="Times New Roman" w:cs="Times New Roman"/>
                 <w:b w:val="0"/>
-                <w:sz w:val="26"/>
+                <w:sz w:val="28"/>
               </w:rPr>
               <w:t>☆ ☆ ☆ ☆ ☆</w:t>
             </w:r>
@@ -2481,9 +2466,9 @@
             <w:r/>
             <w:r>
               <w:rPr>
-                <w:rFonts w:ascii="Arial" w:hAnsi="Arial" w:cs="Arial"/>
+                <w:rFonts w:ascii="Times New Roman" w:hAnsi="Times New Roman" w:cs="Times New Roman"/>
                 <w:b/>
-                <w:sz w:val="26"/>
+                <w:sz w:val="28"/>
               </w:rPr>
               <w:t>تطبيق التقويم</w:t>
             </w:r>

--- a/lesson-plans/7-خواص-المركبات-الأيونية-النشاط-العملي.docx
+++ b/lesson-plans/7-خواص-المركبات-الأيونية-النشاط-العملي.docx
@@ -808,6 +808,26 @@
       <w:tr>
         <w:tc>
           <w:tcPr>
+            <w:tcW w:type="dxa" w:w="7370"/>
+            <w:shd w:val="clear" w:color="auto" w:fill="FAE2D5"/>
+          </w:tcPr>
+          <w:p>
+            <w:pPr>
+              <w:bidi/>
+            </w:pPr>
+            <w:r/>
+            <w:r>
+              <w:rPr>
+                <w:rFonts w:ascii="Times New Roman" w:hAnsi="Times New Roman" w:cs="Times New Roman"/>
+                <w:b/>
+                <w:sz w:val="28"/>
+              </w:rPr>
+              <w:t>بعد الانتهاء من الدرس ستكون المتعلمة قادرة على أن:</w:t>
+            </w:r>
+          </w:p>
+        </w:tc>
+        <w:tc>
+          <w:tcPr>
             <w:tcW w:type="dxa" w:w="1984"/>
             <w:shd w:val="clear" w:color="auto" w:fill="FAE2D5"/>
           </w:tcPr>
@@ -826,30 +846,68 @@
             </w:r>
           </w:p>
         </w:tc>
-        <w:tc>
-          <w:tcPr>
-            <w:tcW w:type="dxa" w:w="7370"/>
-            <w:shd w:val="clear" w:color="auto" w:fill="FAE2D5"/>
-          </w:tcPr>
-          <w:p>
-            <w:pPr>
-              <w:bidi/>
-            </w:pPr>
-            <w:r/>
-            <w:r>
-              <w:rPr>
-                <w:rFonts w:ascii="Times New Roman" w:hAnsi="Times New Roman" w:cs="Times New Roman"/>
-                <w:b/>
-                <w:sz w:val="28"/>
-              </w:rPr>
-              <w:t>بعد الانتهاء من الدرس ستكون المتعلمة قادرة على أن:</w:t>
-            </w:r>
-          </w:p>
-        </w:tc>
       </w:tr>
       <w:tr>
         <w:tc>
           <w:tcPr>
+            <w:tcW w:type="dxa" w:w="7370"/>
+          </w:tcPr>
+          <w:p>
+            <w:pPr>
+              <w:bidi/>
+            </w:pPr>
+            <w:r/>
+            <w:r>
+              <w:rPr>
+                <w:rFonts w:ascii="Times New Roman" w:hAnsi="Times New Roman" w:cs="Times New Roman"/>
+                <w:b w:val="0"/>
+                <w:sz w:val="28"/>
+              </w:rPr>
+              <w:t>١. تستنتج خواص المركبات الأيونية (الحالة الفيزيائية، الذوبان في الماء، التوصيل الكهربائي) من خلال التجربة.</w:t>
+            </w:r>
+          </w:p>
+          <w:p>
+            <w:pPr>
+              <w:bidi/>
+            </w:pPr>
+            <w:r>
+              <w:rPr>
+                <w:rFonts w:ascii="Times New Roman" w:hAnsi="Times New Roman" w:cs="Times New Roman"/>
+                <w:b w:val="0"/>
+                <w:sz w:val="28"/>
+              </w:rPr>
+              <w:t>٢. تميّز بين المركب الأيوني والمركب التساهمي بالاعتماد على خواصهما.</w:t>
+            </w:r>
+          </w:p>
+          <w:p>
+            <w:pPr>
+              <w:bidi/>
+            </w:pPr>
+            <w:r>
+              <w:rPr>
+                <w:rFonts w:ascii="Times New Roman" w:hAnsi="Times New Roman" w:cs="Times New Roman"/>
+                <w:b w:val="0"/>
+                <w:sz w:val="28"/>
+              </w:rPr>
+              <w:t>٣. تفسّر أثر التفكك الأيوني في الماء على قدرة المحلول على نقل التيار الكهربائي.</w:t>
+            </w:r>
+          </w:p>
+          <w:p>
+            <w:pPr>
+              <w:bidi/>
+            </w:pPr>
+            <w:r>
+              <w:rPr>
+                <w:rFonts w:ascii="Times New Roman" w:hAnsi="Times New Roman" w:cs="Times New Roman"/>
+                <w:b w:val="0"/>
+                <w:sz w:val="28"/>
+              </w:rPr>
+              <w:t>٤. تلتزم بإجراءات الأمن والسلامة داخل المختبر.</w:t>
+            </w:r>
+          </w:p>
+        </w:tc>
+        <w:tc>
+          <w:tcPr>
             <w:tcW w:type="dxa" w:w="1984"/>
             <w:shd w:val="clear" w:color="auto" w:fill="FAE2D5"/>
           </w:tcPr>
@@ -868,68 +926,68 @@
             </w:r>
           </w:p>
         </w:tc>
-        <w:tc>
-          <w:tcPr>
-            <w:tcW w:type="dxa" w:w="7370"/>
-          </w:tcPr>
-          <w:p>
-            <w:pPr>
-              <w:bidi/>
-            </w:pPr>
-            <w:r/>
-            <w:r>
-              <w:rPr>
-                <w:rFonts w:ascii="Times New Roman" w:hAnsi="Times New Roman" w:cs="Times New Roman"/>
-                <w:b w:val="0"/>
-                <w:sz w:val="28"/>
-              </w:rPr>
-              <w:t>١. تستنتج خواص المركبات الأيونية (الحالة الفيزيائية، الذوبان في الماء، التوصيل الكهربائي) من خلال التجربة.</w:t>
-            </w:r>
-          </w:p>
-          <w:p>
-            <w:pPr>
-              <w:bidi/>
-            </w:pPr>
-            <w:r>
-              <w:rPr>
-                <w:rFonts w:ascii="Times New Roman" w:hAnsi="Times New Roman" w:cs="Times New Roman"/>
-                <w:b w:val="0"/>
-                <w:sz w:val="28"/>
-              </w:rPr>
-              <w:t>٢. تميّز بين المركب الأيوني والمركب التساهمي بالاعتماد على خواصهما.</w:t>
-            </w:r>
-          </w:p>
-          <w:p>
-            <w:pPr>
-              <w:bidi/>
-            </w:pPr>
-            <w:r>
-              <w:rPr>
-                <w:rFonts w:ascii="Times New Roman" w:hAnsi="Times New Roman" w:cs="Times New Roman"/>
-                <w:b w:val="0"/>
-                <w:sz w:val="28"/>
-              </w:rPr>
-              <w:t>٣. تفسّر أثر التفكك الأيوني في الماء على قدرة المحلول على نقل التيار الكهربائي.</w:t>
-            </w:r>
-          </w:p>
-          <w:p>
-            <w:pPr>
-              <w:bidi/>
-            </w:pPr>
-            <w:r>
-              <w:rPr>
-                <w:rFonts w:ascii="Times New Roman" w:hAnsi="Times New Roman" w:cs="Times New Roman"/>
-                <w:b w:val="0"/>
-                <w:sz w:val="28"/>
-              </w:rPr>
-              <w:t>٤. تلتزم بإجراءات الأمن والسلامة داخل المختبر.</w:t>
-            </w:r>
-          </w:p>
-        </w:tc>
       </w:tr>
       <w:tr>
         <w:tc>
           <w:tcPr>
+            <w:tcW w:type="dxa" w:w="7370"/>
+          </w:tcPr>
+          <w:p>
+            <w:pPr>
+              <w:bidi/>
+            </w:pPr>
+            <w:r/>
+            <w:r>
+              <w:rPr>
+                <w:rFonts w:ascii="Times New Roman" w:hAnsi="Times New Roman" w:cs="Times New Roman"/>
+                <w:b w:val="0"/>
+                <w:sz w:val="28"/>
+              </w:rPr>
+              <w:t>١. تلاحظ الحالة الفيزيائية للعينتين (A، B) وتسجل مشاهداتها.</w:t>
+            </w:r>
+          </w:p>
+          <w:p>
+            <w:pPr>
+              <w:bidi/>
+            </w:pPr>
+            <w:r>
+              <w:rPr>
+                <w:rFonts w:ascii="Times New Roman" w:hAnsi="Times New Roman" w:cs="Times New Roman"/>
+                <w:b w:val="0"/>
+                <w:sz w:val="28"/>
+              </w:rPr>
+              <w:t>٢. تقيس كتلة العينات باستخدام الميزان الإلكتروني.</w:t>
+            </w:r>
+          </w:p>
+          <w:p>
+            <w:pPr>
+              <w:bidi/>
+            </w:pPr>
+            <w:r>
+              <w:rPr>
+                <w:rFonts w:ascii="Times New Roman" w:hAnsi="Times New Roman" w:cs="Times New Roman"/>
+                <w:b w:val="0"/>
+                <w:sz w:val="28"/>
+              </w:rPr>
+              <w:t>٣. تختبر ذوبان العينات في الماء وتوصيلها للتيار الكهربائي باستخدام الدائرة الكهربائية.</w:t>
+            </w:r>
+          </w:p>
+          <w:p>
+            <w:pPr>
+              <w:bidi/>
+            </w:pPr>
+            <w:r>
+              <w:rPr>
+                <w:rFonts w:ascii="Times New Roman" w:hAnsi="Times New Roman" w:cs="Times New Roman"/>
+                <w:b w:val="0"/>
+                <w:sz w:val="28"/>
+              </w:rPr>
+              <w:t>٤. تملأ جدول المقارنة وتحدد المركب الأيوني.</w:t>
+            </w:r>
+          </w:p>
+        </w:tc>
+        <w:tc>
+          <w:tcPr>
             <w:tcW w:type="dxa" w:w="1984"/>
             <w:shd w:val="clear" w:color="auto" w:fill="FAE2D5"/>
           </w:tcPr>
@@ -948,68 +1006,55 @@
             </w:r>
           </w:p>
         </w:tc>
-        <w:tc>
-          <w:tcPr>
-            <w:tcW w:type="dxa" w:w="7370"/>
-          </w:tcPr>
-          <w:p>
-            <w:pPr>
-              <w:bidi/>
-            </w:pPr>
-            <w:r/>
-            <w:r>
-              <w:rPr>
-                <w:rFonts w:ascii="Times New Roman" w:hAnsi="Times New Roman" w:cs="Times New Roman"/>
-                <w:b w:val="0"/>
-                <w:sz w:val="28"/>
-              </w:rPr>
-              <w:t>١. تلاحظ الحالة الفيزيائية للعينتين (A، B) وتسجل مشاهداتها.</w:t>
-            </w:r>
-          </w:p>
-          <w:p>
-            <w:pPr>
-              <w:bidi/>
-            </w:pPr>
-            <w:r>
-              <w:rPr>
-                <w:rFonts w:ascii="Times New Roman" w:hAnsi="Times New Roman" w:cs="Times New Roman"/>
-                <w:b w:val="0"/>
-                <w:sz w:val="28"/>
-              </w:rPr>
-              <w:t>٢. تقيس كتلة العينات باستخدام الميزان الإلكتروني.</w:t>
-            </w:r>
-          </w:p>
-          <w:p>
-            <w:pPr>
-              <w:bidi/>
-            </w:pPr>
-            <w:r>
-              <w:rPr>
-                <w:rFonts w:ascii="Times New Roman" w:hAnsi="Times New Roman" w:cs="Times New Roman"/>
-                <w:b w:val="0"/>
-                <w:sz w:val="28"/>
-              </w:rPr>
-              <w:t>٣. تختبر ذوبان العينات في الماء وتوصيلها للتيار الكهربائي باستخدام الدائرة الكهربائية.</w:t>
-            </w:r>
-          </w:p>
-          <w:p>
-            <w:pPr>
-              <w:bidi/>
-            </w:pPr>
-            <w:r>
-              <w:rPr>
-                <w:rFonts w:ascii="Times New Roman" w:hAnsi="Times New Roman" w:cs="Times New Roman"/>
-                <w:b w:val="0"/>
-                <w:sz w:val="28"/>
-              </w:rPr>
-              <w:t>٤. تملأ جدول المقارنة وتحدد المركب الأيوني.</w:t>
-            </w:r>
-          </w:p>
-        </w:tc>
       </w:tr>
       <w:tr>
         <w:tc>
           <w:tcPr>
+            <w:tcW w:type="dxa" w:w="7370"/>
+          </w:tcPr>
+          <w:p>
+            <w:pPr>
+              <w:bidi/>
+            </w:pPr>
+            <w:r/>
+            <w:r>
+              <w:rPr>
+                <w:rFonts w:ascii="Times New Roman" w:hAnsi="Times New Roman" w:cs="Times New Roman"/>
+                <w:b w:val="0"/>
+                <w:sz w:val="28"/>
+              </w:rPr>
+              <w:t>١. تلتزم بارتداء النظارات الواقية والمعطف أثناء التجربة.</w:t>
+            </w:r>
+          </w:p>
+          <w:p>
+            <w:pPr>
+              <w:bidi/>
+            </w:pPr>
+            <w:r>
+              <w:rPr>
+                <w:rFonts w:ascii="Times New Roman" w:hAnsi="Times New Roman" w:cs="Times New Roman"/>
+                <w:b w:val="0"/>
+                <w:sz w:val="28"/>
+              </w:rPr>
+              <w:t>٢. تتعاون مع أعضاء مجموعتها بروح الفريق (مسجّل، فني أدوات، مسؤول سلامة، متحدث).</w:t>
+            </w:r>
+          </w:p>
+          <w:p>
+            <w:pPr>
+              <w:bidi/>
+            </w:pPr>
+            <w:r>
+              <w:rPr>
+                <w:rFonts w:ascii="Times New Roman" w:hAnsi="Times New Roman" w:cs="Times New Roman"/>
+                <w:b w:val="0"/>
+                <w:sz w:val="28"/>
+              </w:rPr>
+              <w:t>٣. تقدّر أهمية التجربة العلمية في تمييز المواد.</w:t>
+            </w:r>
+          </w:p>
+        </w:tc>
+        <w:tc>
+          <w:tcPr>
             <w:tcW w:type="dxa" w:w="1984"/>
             <w:shd w:val="clear" w:color="auto" w:fill="FAE2D5"/>
           </w:tcPr>
@@ -1025,51 +1070,6 @@
                 <w:sz w:val="28"/>
               </w:rPr>
               <w:t>الأهداف الوجدانية:</w:t>
-            </w:r>
-          </w:p>
-        </w:tc>
-        <w:tc>
-          <w:tcPr>
-            <w:tcW w:type="dxa" w:w="7370"/>
-          </w:tcPr>
-          <w:p>
-            <w:pPr>
-              <w:bidi/>
-            </w:pPr>
-            <w:r/>
-            <w:r>
-              <w:rPr>
-                <w:rFonts w:ascii="Times New Roman" w:hAnsi="Times New Roman" w:cs="Times New Roman"/>
-                <w:b w:val="0"/>
-                <w:sz w:val="28"/>
-              </w:rPr>
-              <w:t>١. تلتزم بارتداء النظارات الواقية والمعطف أثناء التجربة.</w:t>
-            </w:r>
-          </w:p>
-          <w:p>
-            <w:pPr>
-              <w:bidi/>
-            </w:pPr>
-            <w:r>
-              <w:rPr>
-                <w:rFonts w:ascii="Times New Roman" w:hAnsi="Times New Roman" w:cs="Times New Roman"/>
-                <w:b w:val="0"/>
-                <w:sz w:val="28"/>
-              </w:rPr>
-              <w:t>٢. تتعاون مع أعضاء مجموعتها بروح الفريق (مسجّل، فني أدوات، مسؤول سلامة، متحدث).</w:t>
-            </w:r>
-          </w:p>
-          <w:p>
-            <w:pPr>
-              <w:bidi/>
-            </w:pPr>
-            <w:r>
-              <w:rPr>
-                <w:rFonts w:ascii="Times New Roman" w:hAnsi="Times New Roman" w:cs="Times New Roman"/>
-                <w:b w:val="0"/>
-                <w:sz w:val="28"/>
-              </w:rPr>
-              <w:t>٣. تقدّر أهمية التجربة العلمية في تمييز المواد.</w:t>
             </w:r>
           </w:p>
         </w:tc>

--- a/lesson-plans/7-خواص-المركبات-الأيونية-النشاط-العملي.docx
+++ b/lesson-plans/7-خواص-المركبات-الأيونية-النشاط-العملي.docx
@@ -1300,20 +1300,52 @@
                 <w:b w:val="0"/>
                 <w:sz w:val="28"/>
               </w:rPr>
-              <w:t>الأداة: كأس يحتوي مادة بيضاء (A أو B)</w:t>
-            </w:r>
-          </w:p>
-          <w:p>
-            <w:pPr>
-              <w:bidi/>
-            </w:pPr>
-            <w:r>
-              <w:rPr>
-                <w:rFonts w:ascii="Times New Roman" w:hAnsi="Times New Roman" w:cs="Times New Roman"/>
-                <w:b w:val="0"/>
-                <w:sz w:val="28"/>
-              </w:rPr>
-              <w:t>يحقق الهدف المعرفي 1 والهدف المهاري 1          الزمن: 5 د</w:t>
+              <w:t xml:space="preserve">يحقق الهدف المعرفي 1 والهدف المهاري 1          5د   </w:t>
+            </w:r>
+            <w:r>
+              <w:rPr>
+                <w:rFonts w:asciiTheme="majorBidi" w:hAnsiTheme="majorBidi" w:cstheme="majorBidi"/>
+                <w:noProof/>
+                <w:color w:val="000000" w:themeColor="text1"/>
+                <w:sz w:val="28"/>
+                <w:szCs w:val="28"/>
+                <w:lang w:val="en-GB"/>
+              </w:rPr>
+              <w:drawing>
+                <wp:inline distT="0" distB="0" distL="0" distR="0" wp14:anchorId="5E5A22F3" wp14:editId="42FBB173">
+                  <wp:extent cx="281940" cy="402771"/>
+                  <wp:effectExtent l="38100" t="38100" r="41910" b="35560"/>
+                  <wp:docPr id="650313935" name="Picture 1"/>
+                  <wp:cNvGraphicFramePr>
+                    <a:graphicFrameLocks xmlns:a="http://schemas.openxmlformats.org/drawingml/2006/main" noChangeAspect="1"/>
+                  </wp:cNvGraphicFramePr>
+                  <a:graphic xmlns:a="http://schemas.openxmlformats.org/drawingml/2006/main">
+                    <a:graphicData uri="http://schemas.openxmlformats.org/drawingml/2006/picture">
+                      <pic:pic xmlns:pic="http://schemas.openxmlformats.org/drawingml/2006/picture">
+                        <pic:nvPicPr>
+                          <pic:cNvPr id="1741618088" name=""/>
+                          <pic:cNvPicPr/>
+                        </pic:nvPicPr>
+                        <pic:blipFill>
+                          <a:blip r:embed="rId10"/>
+                          <a:stretch>
+                            <a:fillRect/>
+                          </a:stretch>
+                        </pic:blipFill>
+                        <pic:spPr>
+                          <a:xfrm rot="20991639">
+                            <a:off x="0" y="0"/>
+                            <a:ext cx="282091" cy="402987"/>
+                          </a:xfrm>
+                          <a:prstGeom prst="rect">
+                            <a:avLst/>
+                          </a:prstGeom>
+                        </pic:spPr>
+                      </pic:pic>
+                    </a:graphicData>
+                  </a:graphic>
+                </wp:inline>
+              </w:drawing>
             </w:r>
           </w:p>
         </w:tc>
@@ -1480,20 +1512,52 @@
                 <w:b w:val="0"/>
                 <w:sz w:val="28"/>
               </w:rPr>
-              <w:t>الأداة: الكتاب الحي (index.html) – صفحات: النشاط العملي الأول، جدول النتائج</w:t>
-            </w:r>
-          </w:p>
-          <w:p>
-            <w:pPr>
-              <w:bidi/>
-            </w:pPr>
-            <w:r>
-              <w:rPr>
-                <w:rFonts w:ascii="Times New Roman" w:hAnsi="Times New Roman" w:cs="Times New Roman"/>
-                <w:b w:val="0"/>
-                <w:sz w:val="28"/>
-              </w:rPr>
-              <w:t>يحقق المهارة 4، والهدف المعرفي 1          الزمن: 5 د</w:t>
+              <w:t xml:space="preserve">يحقق المهارة 4، والهدف المعرفي 1          5د   </w:t>
+            </w:r>
+            <w:r>
+              <w:rPr>
+                <w:rFonts w:asciiTheme="majorBidi" w:hAnsiTheme="majorBidi" w:cstheme="majorBidi"/>
+                <w:noProof/>
+                <w:color w:val="000000" w:themeColor="text1"/>
+                <w:sz w:val="28"/>
+                <w:szCs w:val="28"/>
+                <w:lang w:val="en-GB"/>
+              </w:rPr>
+              <w:drawing>
+                <wp:inline distT="0" distB="0" distL="0" distR="0" wp14:anchorId="5E5A22F3" wp14:editId="42FBB173">
+                  <wp:extent cx="281940" cy="402771"/>
+                  <wp:effectExtent l="38100" t="38100" r="41910" b="35560"/>
+                  <wp:docPr id="650313935" name="Picture 1"/>
+                  <wp:cNvGraphicFramePr>
+                    <a:graphicFrameLocks xmlns:a="http://schemas.openxmlformats.org/drawingml/2006/main" noChangeAspect="1"/>
+                  </wp:cNvGraphicFramePr>
+                  <a:graphic xmlns:a="http://schemas.openxmlformats.org/drawingml/2006/main">
+                    <a:graphicData uri="http://schemas.openxmlformats.org/drawingml/2006/picture">
+                      <pic:pic xmlns:pic="http://schemas.openxmlformats.org/drawingml/2006/picture">
+                        <pic:nvPicPr>
+                          <pic:cNvPr id="1741618088" name=""/>
+                          <pic:cNvPicPr/>
+                        </pic:nvPicPr>
+                        <pic:blipFill>
+                          <a:blip r:embed="rId10"/>
+                          <a:stretch>
+                            <a:fillRect/>
+                          </a:stretch>
+                        </pic:blipFill>
+                        <pic:spPr>
+                          <a:xfrm rot="20991639">
+                            <a:off x="0" y="0"/>
+                            <a:ext cx="282091" cy="402987"/>
+                          </a:xfrm>
+                          <a:prstGeom prst="rect">
+                            <a:avLst/>
+                          </a:prstGeom>
+                        </pic:spPr>
+                      </pic:pic>
+                    </a:graphicData>
+                  </a:graphic>
+                </wp:inline>
+              </w:drawing>
             </w:r>
           </w:p>
         </w:tc>
@@ -1622,20 +1686,52 @@
                 <w:b w:val="0"/>
                 <w:sz w:val="28"/>
               </w:rPr>
-              <w:t>الأداة: الميزان الإلكتروني، الكأسان، ورق شفاف، الكتاب المدرسي صفحة 120</w:t>
-            </w:r>
-          </w:p>
-          <w:p>
-            <w:pPr>
-              <w:bidi/>
-            </w:pPr>
-            <w:r>
-              <w:rPr>
-                <w:rFonts w:ascii="Times New Roman" w:hAnsi="Times New Roman" w:cs="Times New Roman"/>
-                <w:b w:val="0"/>
-                <w:sz w:val="28"/>
-              </w:rPr>
-              <w:t>يحقق المهارة 1، 2 والهدف الوجداني 1، 2          الزمن: 10 د</w:t>
+              <w:t xml:space="preserve">يحقق المهارة 1، 2 والهدف الوجداني 1، 2          10د   </w:t>
+            </w:r>
+            <w:r>
+              <w:rPr>
+                <w:rFonts w:asciiTheme="majorBidi" w:hAnsiTheme="majorBidi" w:cstheme="majorBidi"/>
+                <w:noProof/>
+                <w:color w:val="000000" w:themeColor="text1"/>
+                <w:sz w:val="28"/>
+                <w:szCs w:val="28"/>
+                <w:lang w:val="en-GB"/>
+              </w:rPr>
+              <w:drawing>
+                <wp:inline distT="0" distB="0" distL="0" distR="0" wp14:anchorId="5E5A22F3" wp14:editId="42FBB173">
+                  <wp:extent cx="281940" cy="402771"/>
+                  <wp:effectExtent l="38100" t="38100" r="41910" b="35560"/>
+                  <wp:docPr id="650313935" name="Picture 1"/>
+                  <wp:cNvGraphicFramePr>
+                    <a:graphicFrameLocks xmlns:a="http://schemas.openxmlformats.org/drawingml/2006/main" noChangeAspect="1"/>
+                  </wp:cNvGraphicFramePr>
+                  <a:graphic xmlns:a="http://schemas.openxmlformats.org/drawingml/2006/main">
+                    <a:graphicData uri="http://schemas.openxmlformats.org/drawingml/2006/picture">
+                      <pic:pic xmlns:pic="http://schemas.openxmlformats.org/drawingml/2006/picture">
+                        <pic:nvPicPr>
+                          <pic:cNvPr id="1741618088" name=""/>
+                          <pic:cNvPicPr/>
+                        </pic:nvPicPr>
+                        <pic:blipFill>
+                          <a:blip r:embed="rId10"/>
+                          <a:stretch>
+                            <a:fillRect/>
+                          </a:stretch>
+                        </pic:blipFill>
+                        <pic:spPr>
+                          <a:xfrm rot="20991639">
+                            <a:off x="0" y="0"/>
+                            <a:ext cx="282091" cy="402987"/>
+                          </a:xfrm>
+                          <a:prstGeom prst="rect">
+                            <a:avLst/>
+                          </a:prstGeom>
+                        </pic:spPr>
+                      </pic:pic>
+                    </a:graphicData>
+                  </a:graphic>
+                </wp:inline>
+              </w:drawing>
             </w:r>
           </w:p>
         </w:tc>
@@ -1764,20 +1860,52 @@
                 <w:b w:val="0"/>
                 <w:sz w:val="28"/>
               </w:rPr>
-              <w:t>الأداة: ماء مقطر (150 mL)، ساق زجاجية، دائرة كهربائية بقطبي كربون، الكتاب المدرسي صفحة 120</w:t>
-            </w:r>
-          </w:p>
-          <w:p>
-            <w:pPr>
-              <w:bidi/>
-            </w:pPr>
-            <w:r>
-              <w:rPr>
-                <w:rFonts w:ascii="Times New Roman" w:hAnsi="Times New Roman" w:cs="Times New Roman"/>
-                <w:b w:val="0"/>
-                <w:sz w:val="28"/>
-              </w:rPr>
-              <w:t>يحقق المهارة 3 والهدف المعرفي 1، 3          الزمن: 10 د</w:t>
+              <w:t xml:space="preserve">يحقق المهارة 3 والهدف المعرفي 1، 3          10د   </w:t>
+            </w:r>
+            <w:r>
+              <w:rPr>
+                <w:rFonts w:asciiTheme="majorBidi" w:hAnsiTheme="majorBidi" w:cstheme="majorBidi"/>
+                <w:noProof/>
+                <w:color w:val="000000" w:themeColor="text1"/>
+                <w:sz w:val="28"/>
+                <w:szCs w:val="28"/>
+                <w:lang w:val="en-GB"/>
+              </w:rPr>
+              <w:drawing>
+                <wp:inline distT="0" distB="0" distL="0" distR="0" wp14:anchorId="5E5A22F3" wp14:editId="42FBB173">
+                  <wp:extent cx="281940" cy="402771"/>
+                  <wp:effectExtent l="38100" t="38100" r="41910" b="35560"/>
+                  <wp:docPr id="650313935" name="Picture 1"/>
+                  <wp:cNvGraphicFramePr>
+                    <a:graphicFrameLocks xmlns:a="http://schemas.openxmlformats.org/drawingml/2006/main" noChangeAspect="1"/>
+                  </wp:cNvGraphicFramePr>
+                  <a:graphic xmlns:a="http://schemas.openxmlformats.org/drawingml/2006/main">
+                    <a:graphicData uri="http://schemas.openxmlformats.org/drawingml/2006/picture">
+                      <pic:pic xmlns:pic="http://schemas.openxmlformats.org/drawingml/2006/picture">
+                        <pic:nvPicPr>
+                          <pic:cNvPr id="1741618088" name=""/>
+                          <pic:cNvPicPr/>
+                        </pic:nvPicPr>
+                        <pic:blipFill>
+                          <a:blip r:embed="rId10"/>
+                          <a:stretch>
+                            <a:fillRect/>
+                          </a:stretch>
+                        </pic:blipFill>
+                        <pic:spPr>
+                          <a:xfrm rot="20991639">
+                            <a:off x="0" y="0"/>
+                            <a:ext cx="282091" cy="402987"/>
+                          </a:xfrm>
+                          <a:prstGeom prst="rect">
+                            <a:avLst/>
+                          </a:prstGeom>
+                        </pic:spPr>
+                      </pic:pic>
+                    </a:graphicData>
+                  </a:graphic>
+                </wp:inline>
+              </w:drawing>
             </w:r>
           </w:p>
         </w:tc>
@@ -1906,20 +2034,52 @@
                 <w:b w:val="0"/>
                 <w:sz w:val="28"/>
               </w:rPr>
-              <w:t>الأداة: الكتاب المدرسي صفحة 122 (الاستنتاج) والكتاب الحي صفحة «طبّق وحلّل»</w:t>
-            </w:r>
-          </w:p>
-          <w:p>
-            <w:pPr>
-              <w:bidi/>
-            </w:pPr>
-            <w:r>
-              <w:rPr>
-                <w:rFonts w:ascii="Times New Roman" w:hAnsi="Times New Roman" w:cs="Times New Roman"/>
-                <w:b w:val="0"/>
-                <w:sz w:val="28"/>
-              </w:rPr>
-              <w:t>يحقق المهارة 4 والهدف المعرفي 2          الزمن: 5 د</w:t>
+              <w:t xml:space="preserve">يحقق المهارة 4 والهدف المعرفي 2          5د   </w:t>
+            </w:r>
+            <w:r>
+              <w:rPr>
+                <w:rFonts w:asciiTheme="majorBidi" w:hAnsiTheme="majorBidi" w:cstheme="majorBidi"/>
+                <w:noProof/>
+                <w:color w:val="000000" w:themeColor="text1"/>
+                <w:sz w:val="28"/>
+                <w:szCs w:val="28"/>
+                <w:lang w:val="en-GB"/>
+              </w:rPr>
+              <w:drawing>
+                <wp:inline distT="0" distB="0" distL="0" distR="0" wp14:anchorId="5E5A22F3" wp14:editId="42FBB173">
+                  <wp:extent cx="281940" cy="402771"/>
+                  <wp:effectExtent l="38100" t="38100" r="41910" b="35560"/>
+                  <wp:docPr id="650313935" name="Picture 1"/>
+                  <wp:cNvGraphicFramePr>
+                    <a:graphicFrameLocks xmlns:a="http://schemas.openxmlformats.org/drawingml/2006/main" noChangeAspect="1"/>
+                  </wp:cNvGraphicFramePr>
+                  <a:graphic xmlns:a="http://schemas.openxmlformats.org/drawingml/2006/main">
+                    <a:graphicData uri="http://schemas.openxmlformats.org/drawingml/2006/picture">
+                      <pic:pic xmlns:pic="http://schemas.openxmlformats.org/drawingml/2006/picture">
+                        <pic:nvPicPr>
+                          <pic:cNvPr id="1741618088" name=""/>
+                          <pic:cNvPicPr/>
+                        </pic:nvPicPr>
+                        <pic:blipFill>
+                          <a:blip r:embed="rId10"/>
+                          <a:stretch>
+                            <a:fillRect/>
+                          </a:stretch>
+                        </pic:blipFill>
+                        <pic:spPr>
+                          <a:xfrm rot="20991639">
+                            <a:off x="0" y="0"/>
+                            <a:ext cx="282091" cy="402987"/>
+                          </a:xfrm>
+                          <a:prstGeom prst="rect">
+                            <a:avLst/>
+                          </a:prstGeom>
+                        </pic:spPr>
+                      </pic:pic>
+                    </a:graphicData>
+                  </a:graphic>
+                </wp:inline>
+              </w:drawing>
             </w:r>
           </w:p>
         </w:tc>

--- a/lesson-plans/7-خواص-المركبات-الأيونية-النشاط-العملي.docx
+++ b/lesson-plans/7-خواص-المركبات-الأيونية-النشاط-العملي.docx
@@ -673,6 +673,10 @@
           <w:p>
             <w:pPr>
               <w:bidi/>
+              <w:rPr>
+                <w:rtl/>
+                <w:lang w:val="en-US" w:bidi="ar-SA"/>
+              </w:rPr>
             </w:pPr>
             <w:r/>
             <w:r>
@@ -680,6 +684,8 @@
                 <w:rFonts w:ascii="Times New Roman" w:hAnsi="Times New Roman" w:cs="Times New Roman"/>
                 <w:b w:val="0"/>
                 <w:sz w:val="28"/>
+                <w:rtl/>
+                <w:lang w:val="en-US" w:bidi="ar-SA"/>
               </w:rPr>
               <w:t>الروابط الكيميائية</w:t>
             </w:r>
@@ -693,6 +699,10 @@
           <w:p>
             <w:pPr>
               <w:bidi/>
+              <w:rPr>
+                <w:rtl/>
+                <w:lang w:val="en-US" w:bidi="ar-SA"/>
+              </w:rPr>
             </w:pPr>
             <w:r/>
             <w:r>
@@ -700,6 +710,8 @@
                 <w:rFonts w:ascii="Times New Roman" w:hAnsi="Times New Roman" w:cs="Times New Roman"/>
                 <w:b/>
                 <w:sz w:val="28"/>
+                <w:rtl/>
+                <w:lang w:val="en-US" w:bidi="ar-SA"/>
               </w:rPr>
               <w:t>الوحدة</w:t>
             </w:r>
@@ -714,6 +726,10 @@
           <w:p>
             <w:pPr>
               <w:bidi/>
+              <w:rPr>
+                <w:rtl/>
+                <w:lang w:val="en-US" w:bidi="ar-SA"/>
+              </w:rPr>
             </w:pPr>
             <w:r/>
             <w:r>
@@ -721,6 +737,8 @@
                 <w:rFonts w:ascii="Times New Roman" w:hAnsi="Times New Roman" w:cs="Times New Roman"/>
                 <w:b w:val="0"/>
                 <w:sz w:val="28"/>
+                <w:rtl/>
+                <w:lang w:val="en-US" w:bidi="ar-SA"/>
               </w:rPr>
               <w:t>الرابطة الأيونية والمركبات الأيونية</w:t>
             </w:r>
@@ -734,6 +752,10 @@
           <w:p>
             <w:pPr>
               <w:bidi/>
+              <w:rPr>
+                <w:rtl/>
+                <w:lang w:val="en-US" w:bidi="ar-SA"/>
+              </w:rPr>
             </w:pPr>
             <w:r/>
             <w:r>
@@ -741,6 +763,8 @@
                 <w:rFonts w:ascii="Times New Roman" w:hAnsi="Times New Roman" w:cs="Times New Roman"/>
                 <w:b/>
                 <w:sz w:val="28"/>
+                <w:rtl/>
+                <w:lang w:val="en-US" w:bidi="ar-SA"/>
               </w:rPr>
               <w:t>الفصل</w:t>
             </w:r>
@@ -755,6 +779,10 @@
           <w:p>
             <w:pPr>
               <w:bidi/>
+              <w:rPr>
+                <w:rtl/>
+                <w:lang w:val="en-US" w:bidi="ar-SA"/>
+              </w:rPr>
             </w:pPr>
             <w:r/>
             <w:r>
@@ -762,6 +790,8 @@
                 <w:rFonts w:ascii="Times New Roman" w:hAnsi="Times New Roman" w:cs="Times New Roman"/>
                 <w:b w:val="0"/>
                 <w:sz w:val="28"/>
+                <w:rtl/>
+                <w:lang w:val="en-US" w:bidi="ar-SA"/>
               </w:rPr>
               <w:t>خواص المركبات الأيونية (النشاط العملي الأول: الكشف عن المركبات الأيونية)</w:t>
             </w:r>
@@ -775,6 +805,10 @@
           <w:p>
             <w:pPr>
               <w:bidi/>
+              <w:rPr>
+                <w:rtl/>
+                <w:lang w:val="en-US" w:bidi="ar-SA"/>
+              </w:rPr>
             </w:pPr>
             <w:r/>
             <w:r>
@@ -782,6 +816,8 @@
                 <w:rFonts w:ascii="Times New Roman" w:hAnsi="Times New Roman" w:cs="Times New Roman"/>
                 <w:b/>
                 <w:sz w:val="28"/>
+                <w:rtl/>
+                <w:lang w:val="en-US" w:bidi="ar-SA"/>
               </w:rPr>
               <w:t>الدرس</w:t>
             </w:r>
@@ -792,6 +828,10 @@
     <w:p>
       <w:pPr>
         <w:bidi/>
+        <w:rPr>
+          <w:rtl/>
+          <w:lang w:val="en-US" w:bidi="ar-SA"/>
+        </w:rPr>
       </w:pPr>
     </w:p>
     <w:tbl>
@@ -814,6 +854,10 @@
           <w:p>
             <w:pPr>
               <w:bidi/>
+              <w:rPr>
+                <w:rtl/>
+                <w:lang w:val="en-US" w:bidi="ar-SA"/>
+              </w:rPr>
             </w:pPr>
             <w:r/>
             <w:r>
@@ -821,6 +865,8 @@
                 <w:rFonts w:ascii="Times New Roman" w:hAnsi="Times New Roman" w:cs="Times New Roman"/>
                 <w:b/>
                 <w:sz w:val="28"/>
+                <w:rtl/>
+                <w:lang w:val="en-US" w:bidi="ar-SA"/>
               </w:rPr>
               <w:t>بعد الانتهاء من الدرس ستكون المتعلمة قادرة على أن:</w:t>
             </w:r>
@@ -834,6 +880,10 @@
           <w:p>
             <w:pPr>
               <w:bidi/>
+              <w:rPr>
+                <w:rtl/>
+                <w:lang w:val="en-US" w:bidi="ar-SA"/>
+              </w:rPr>
             </w:pPr>
             <w:r/>
             <w:r>
@@ -841,6 +891,8 @@
                 <w:rFonts w:ascii="Times New Roman" w:hAnsi="Times New Roman" w:cs="Times New Roman"/>
                 <w:b/>
                 <w:sz w:val="28"/>
+                <w:rtl/>
+                <w:lang w:val="en-US" w:bidi="ar-SA"/>
               </w:rPr>
               <w:t>الأهداف السلوكية:</w:t>
             </w:r>
@@ -855,6 +907,10 @@
           <w:p>
             <w:pPr>
               <w:bidi/>
+              <w:rPr>
+                <w:rtl/>
+                <w:lang w:val="en-US" w:bidi="ar-SA"/>
+              </w:rPr>
             </w:pPr>
             <w:r/>
             <w:r>
@@ -862,6 +918,8 @@
                 <w:rFonts w:ascii="Times New Roman" w:hAnsi="Times New Roman" w:cs="Times New Roman"/>
                 <w:b w:val="0"/>
                 <w:sz w:val="28"/>
+                <w:rtl/>
+                <w:lang w:val="en-US" w:bidi="ar-SA"/>
               </w:rPr>
               <w:t>١. تستنتج خواص المركبات الأيونية (الحالة الفيزيائية، الذوبان في الماء، التوصيل الكهربائي) من خلال التجربة.</w:t>
             </w:r>
@@ -869,12 +927,18 @@
           <w:p>
             <w:pPr>
               <w:bidi/>
+              <w:rPr>
+                <w:rtl/>
+                <w:lang w:val="en-US" w:bidi="ar-SA"/>
+              </w:rPr>
             </w:pPr>
             <w:r>
               <w:rPr>
                 <w:rFonts w:ascii="Times New Roman" w:hAnsi="Times New Roman" w:cs="Times New Roman"/>
                 <w:b w:val="0"/>
                 <w:sz w:val="28"/>
+                <w:rtl/>
+                <w:lang w:val="en-US" w:bidi="ar-SA"/>
               </w:rPr>
               <w:t>٢. تميّز بين المركب الأيوني والمركب التساهمي بالاعتماد على خواصهما.</w:t>
             </w:r>
@@ -882,12 +946,18 @@
           <w:p>
             <w:pPr>
               <w:bidi/>
+              <w:rPr>
+                <w:rtl/>
+                <w:lang w:val="en-US" w:bidi="ar-SA"/>
+              </w:rPr>
             </w:pPr>
             <w:r>
               <w:rPr>
                 <w:rFonts w:ascii="Times New Roman" w:hAnsi="Times New Roman" w:cs="Times New Roman"/>
                 <w:b w:val="0"/>
                 <w:sz w:val="28"/>
+                <w:rtl/>
+                <w:lang w:val="en-US" w:bidi="ar-SA"/>
               </w:rPr>
               <w:t>٣. تفسّر أثر التفكك الأيوني في الماء على قدرة المحلول على نقل التيار الكهربائي.</w:t>
             </w:r>
@@ -895,12 +965,18 @@
           <w:p>
             <w:pPr>
               <w:bidi/>
+              <w:rPr>
+                <w:rtl/>
+                <w:lang w:val="en-US" w:bidi="ar-SA"/>
+              </w:rPr>
             </w:pPr>
             <w:r>
               <w:rPr>
                 <w:rFonts w:ascii="Times New Roman" w:hAnsi="Times New Roman" w:cs="Times New Roman"/>
                 <w:b w:val="0"/>
                 <w:sz w:val="28"/>
+                <w:rtl/>
+                <w:lang w:val="en-US" w:bidi="ar-SA"/>
               </w:rPr>
               <w:t>٤. تلتزم بإجراءات الأمن والسلامة داخل المختبر.</w:t>
             </w:r>
@@ -914,6 +990,10 @@
           <w:p>
             <w:pPr>
               <w:bidi/>
+              <w:rPr>
+                <w:rtl/>
+                <w:lang w:val="en-US" w:bidi="ar-SA"/>
+              </w:rPr>
             </w:pPr>
             <w:r/>
             <w:r>
@@ -921,6 +1001,8 @@
                 <w:rFonts w:ascii="Times New Roman" w:hAnsi="Times New Roman" w:cs="Times New Roman"/>
                 <w:b/>
                 <w:sz w:val="28"/>
+                <w:rtl/>
+                <w:lang w:val="en-US" w:bidi="ar-SA"/>
               </w:rPr>
               <w:t>الأهداف المعرفية:</w:t>
             </w:r>
@@ -935,6 +1017,10 @@
           <w:p>
             <w:pPr>
               <w:bidi/>
+              <w:rPr>
+                <w:rtl/>
+                <w:lang w:val="en-US" w:bidi="ar-SA"/>
+              </w:rPr>
             </w:pPr>
             <w:r/>
             <w:r>
@@ -942,6 +1028,8 @@
                 <w:rFonts w:ascii="Times New Roman" w:hAnsi="Times New Roman" w:cs="Times New Roman"/>
                 <w:b w:val="0"/>
                 <w:sz w:val="28"/>
+                <w:rtl/>
+                <w:lang w:val="en-US" w:bidi="ar-SA"/>
               </w:rPr>
               <w:t>١. تلاحظ الحالة الفيزيائية للعينتين (A، B) وتسجل مشاهداتها.</w:t>
             </w:r>
@@ -949,12 +1037,18 @@
           <w:p>
             <w:pPr>
               <w:bidi/>
+              <w:rPr>
+                <w:rtl/>
+                <w:lang w:val="en-US" w:bidi="ar-SA"/>
+              </w:rPr>
             </w:pPr>
             <w:r>
               <w:rPr>
                 <w:rFonts w:ascii="Times New Roman" w:hAnsi="Times New Roman" w:cs="Times New Roman"/>
                 <w:b w:val="0"/>
                 <w:sz w:val="28"/>
+                <w:rtl/>
+                <w:lang w:val="en-US" w:bidi="ar-SA"/>
               </w:rPr>
               <w:t>٢. تقيس كتلة العينات باستخدام الميزان الإلكتروني.</w:t>
             </w:r>
@@ -962,12 +1056,18 @@
           <w:p>
             <w:pPr>
               <w:bidi/>
+              <w:rPr>
+                <w:rtl/>
+                <w:lang w:val="en-US" w:bidi="ar-SA"/>
+              </w:rPr>
             </w:pPr>
             <w:r>
               <w:rPr>
                 <w:rFonts w:ascii="Times New Roman" w:hAnsi="Times New Roman" w:cs="Times New Roman"/>
                 <w:b w:val="0"/>
                 <w:sz w:val="28"/>
+                <w:rtl/>
+                <w:lang w:val="en-US" w:bidi="ar-SA"/>
               </w:rPr>
               <w:t>٣. تختبر ذوبان العينات في الماء وتوصيلها للتيار الكهربائي باستخدام الدائرة الكهربائية.</w:t>
             </w:r>
@@ -975,12 +1075,18 @@
           <w:p>
             <w:pPr>
               <w:bidi/>
+              <w:rPr>
+                <w:rtl/>
+                <w:lang w:val="en-US" w:bidi="ar-SA"/>
+              </w:rPr>
             </w:pPr>
             <w:r>
               <w:rPr>
                 <w:rFonts w:ascii="Times New Roman" w:hAnsi="Times New Roman" w:cs="Times New Roman"/>
                 <w:b w:val="0"/>
                 <w:sz w:val="28"/>
+                <w:rtl/>
+                <w:lang w:val="en-US" w:bidi="ar-SA"/>
               </w:rPr>
               <w:t>٤. تملأ جدول المقارنة وتحدد المركب الأيوني.</w:t>
             </w:r>
@@ -994,6 +1100,10 @@
           <w:p>
             <w:pPr>
               <w:bidi/>
+              <w:rPr>
+                <w:rtl/>
+                <w:lang w:val="en-US" w:bidi="ar-SA"/>
+              </w:rPr>
             </w:pPr>
             <w:r/>
             <w:r>
@@ -1001,6 +1111,8 @@
                 <w:rFonts w:ascii="Times New Roman" w:hAnsi="Times New Roman" w:cs="Times New Roman"/>
                 <w:b/>
                 <w:sz w:val="28"/>
+                <w:rtl/>
+                <w:lang w:val="en-US" w:bidi="ar-SA"/>
               </w:rPr>
               <w:t>الأهداف المهارية:</w:t>
             </w:r>
@@ -1015,6 +1127,10 @@
           <w:p>
             <w:pPr>
               <w:bidi/>
+              <w:rPr>
+                <w:rtl/>
+                <w:lang w:val="en-US" w:bidi="ar-SA"/>
+              </w:rPr>
             </w:pPr>
             <w:r/>
             <w:r>
@@ -1022,6 +1138,8 @@
                 <w:rFonts w:ascii="Times New Roman" w:hAnsi="Times New Roman" w:cs="Times New Roman"/>
                 <w:b w:val="0"/>
                 <w:sz w:val="28"/>
+                <w:rtl/>
+                <w:lang w:val="en-US" w:bidi="ar-SA"/>
               </w:rPr>
               <w:t>١. تلتزم بارتداء النظارات الواقية والمعطف أثناء التجربة.</w:t>
             </w:r>
@@ -1029,12 +1147,18 @@
           <w:p>
             <w:pPr>
               <w:bidi/>
+              <w:rPr>
+                <w:rtl/>
+                <w:lang w:val="en-US" w:bidi="ar-SA"/>
+              </w:rPr>
             </w:pPr>
             <w:r>
               <w:rPr>
                 <w:rFonts w:ascii="Times New Roman" w:hAnsi="Times New Roman" w:cs="Times New Roman"/>
                 <w:b w:val="0"/>
                 <w:sz w:val="28"/>
+                <w:rtl/>
+                <w:lang w:val="en-US" w:bidi="ar-SA"/>
               </w:rPr>
               <w:t>٢. تتعاون مع أعضاء مجموعتها بروح الفريق (مسجّل، فني أدوات، مسؤول سلامة، متحدث).</w:t>
             </w:r>
@@ -1042,12 +1166,18 @@
           <w:p>
             <w:pPr>
               <w:bidi/>
+              <w:rPr>
+                <w:rtl/>
+                <w:lang w:val="en-US" w:bidi="ar-SA"/>
+              </w:rPr>
             </w:pPr>
             <w:r>
               <w:rPr>
                 <w:rFonts w:ascii="Times New Roman" w:hAnsi="Times New Roman" w:cs="Times New Roman"/>
                 <w:b w:val="0"/>
                 <w:sz w:val="28"/>
+                <w:rtl/>
+                <w:lang w:val="en-US" w:bidi="ar-SA"/>
               </w:rPr>
               <w:t>٣. تقدّر أهمية التجربة العلمية في تمييز المواد.</w:t>
             </w:r>
@@ -1061,6 +1191,10 @@
           <w:p>
             <w:pPr>
               <w:bidi/>
+              <w:rPr>
+                <w:rtl/>
+                <w:lang w:val="en-US" w:bidi="ar-SA"/>
+              </w:rPr>
             </w:pPr>
             <w:r/>
             <w:r>
@@ -1068,6 +1202,8 @@
                 <w:rFonts w:ascii="Times New Roman" w:hAnsi="Times New Roman" w:cs="Times New Roman"/>
                 <w:b/>
                 <w:sz w:val="28"/>
+                <w:rtl/>
+                <w:lang w:val="en-US" w:bidi="ar-SA"/>
               </w:rPr>
               <w:t>الأهداف الوجدانية:</w:t>
             </w:r>
@@ -1078,6 +1214,10 @@
     <w:p>
       <w:pPr>
         <w:bidi/>
+        <w:rPr>
+          <w:rtl/>
+          <w:lang w:val="en-US" w:bidi="ar-SA"/>
+        </w:rPr>
       </w:pPr>
     </w:p>
     <w:tbl>
@@ -1099,6 +1239,10 @@
           <w:p>
             <w:pPr>
               <w:bidi/>
+              <w:rPr>
+                <w:rtl/>
+                <w:lang w:val="en-US" w:bidi="ar-SA"/>
+              </w:rPr>
             </w:pPr>
             <w:r/>
             <w:r>
@@ -1106,6 +1250,8 @@
                 <w:rFonts w:ascii="Times New Roman" w:hAnsi="Times New Roman" w:cs="Times New Roman"/>
                 <w:b w:val="0"/>
                 <w:sz w:val="28"/>
+                <w:rtl/>
+                <w:lang w:val="en-US" w:bidi="ar-SA"/>
               </w:rPr>
               <w:t>الكتاب المدرسي – البطاقات التشجيعية – الشاشة الذكية – الجدول الدوري – أدوات النشاط العملي (كأسا زجاج، ميزان إلكتروني، دائرة كهربائية، عبوة ماء مقطر، ساق زجاجية، ملعقة معدنية، ورق شفاف) + الكتاب الحي (index.html)</w:t>
             </w:r>
@@ -1119,6 +1265,10 @@
           <w:p>
             <w:pPr>
               <w:bidi/>
+              <w:rPr>
+                <w:rtl/>
+                <w:lang w:val="en-US" w:bidi="ar-SA"/>
+              </w:rPr>
             </w:pPr>
             <w:r/>
             <w:r>
@@ -1126,6 +1276,8 @@
                 <w:rFonts w:ascii="Times New Roman" w:hAnsi="Times New Roman" w:cs="Times New Roman"/>
                 <w:b/>
                 <w:sz w:val="28"/>
+                <w:rtl/>
+                <w:lang w:val="en-US" w:bidi="ar-SA"/>
               </w:rPr>
               <w:t>الوسائل التعليمية:</w:t>
             </w:r>
@@ -1140,6 +1292,10 @@
           <w:p>
             <w:pPr>
               <w:bidi/>
+              <w:rPr>
+                <w:rtl/>
+                <w:lang w:val="en-US" w:bidi="ar-SA"/>
+              </w:rPr>
             </w:pPr>
             <w:r/>
             <w:r>
@@ -1147,6 +1303,8 @@
                 <w:rFonts w:ascii="Times New Roman" w:hAnsi="Times New Roman" w:cs="Times New Roman"/>
                 <w:b w:val="0"/>
                 <w:sz w:val="28"/>
+                <w:rtl/>
+                <w:lang w:val="en-US" w:bidi="ar-SA"/>
               </w:rPr>
               <w:t>مجموعات من 4-5 متعلمات على شكل حرف U</w:t>
             </w:r>
@@ -1160,6 +1318,10 @@
           <w:p>
             <w:pPr>
               <w:bidi/>
+              <w:rPr>
+                <w:rtl/>
+                <w:lang w:val="en-US" w:bidi="ar-SA"/>
+              </w:rPr>
             </w:pPr>
             <w:r/>
             <w:r>
@@ -1167,6 +1329,8 @@
                 <w:rFonts w:ascii="Times New Roman" w:hAnsi="Times New Roman" w:cs="Times New Roman"/>
                 <w:b/>
                 <w:sz w:val="28"/>
+                <w:rtl/>
+                <w:lang w:val="en-US" w:bidi="ar-SA"/>
               </w:rPr>
               <w:t>نظام الجلسة:</w:t>
             </w:r>
@@ -1177,6 +1341,10 @@
     <w:p>
       <w:pPr>
         <w:bidi/>
+        <w:rPr>
+          <w:rtl/>
+          <w:lang w:val="en-US" w:bidi="ar-SA"/>
+        </w:rPr>
       </w:pPr>
     </w:p>
     <w:tbl>
@@ -1198,6 +1366,10 @@
           <w:p>
             <w:pPr>
               <w:bidi/>
+              <w:rPr>
+                <w:rtl/>
+                <w:lang w:val="en-US" w:bidi="ar-SA"/>
+              </w:rPr>
             </w:pPr>
             <w:r/>
             <w:r>
@@ -1205,6 +1377,8 @@
                 <w:rFonts w:ascii="Times New Roman" w:hAnsi="Times New Roman" w:cs="Times New Roman"/>
                 <w:b/>
                 <w:sz w:val="28"/>
+                <w:rtl/>
+                <w:lang w:val="en-US" w:bidi="ar-SA"/>
               </w:rPr>
               <w:t>المرحلة الأولى: التقديم والتحفيز</w:t>
             </w:r>
@@ -1215,6 +1389,10 @@
     <w:p>
       <w:pPr>
         <w:bidi/>
+        <w:rPr>
+          <w:rtl/>
+          <w:lang w:val="en-US" w:bidi="ar-SA"/>
+        </w:rPr>
       </w:pPr>
     </w:p>
     <w:tbl>
@@ -1237,6 +1415,10 @@
           <w:p>
             <w:pPr>
               <w:bidi/>
+              <w:rPr>
+                <w:rtl/>
+                <w:lang w:val="en-US" w:bidi="ar-SA"/>
+              </w:rPr>
             </w:pPr>
             <w:r/>
             <w:r>
@@ -1244,6 +1426,8 @@
                 <w:rFonts w:ascii="Times New Roman" w:hAnsi="Times New Roman" w:cs="Times New Roman"/>
                 <w:b/>
                 <w:sz w:val="28"/>
+                <w:rtl/>
+                <w:lang w:val="en-US" w:bidi="ar-SA"/>
               </w:rPr>
               <w:t>الكأس المجهول: ملح أم سكر؟</w:t>
             </w:r>
@@ -1257,6 +1441,10 @@
           <w:p>
             <w:pPr>
               <w:bidi/>
+              <w:rPr>
+                <w:rtl/>
+                <w:lang w:val="en-US" w:bidi="ar-SA"/>
+              </w:rPr>
             </w:pPr>
             <w:r/>
             <w:r>
@@ -1264,6 +1452,8 @@
                 <w:rFonts w:ascii="Times New Roman" w:hAnsi="Times New Roman" w:cs="Times New Roman"/>
                 <w:b/>
                 <w:sz w:val="28"/>
+                <w:rtl/>
+                <w:lang w:val="en-US" w:bidi="ar-SA"/>
               </w:rPr>
               <w:t>النشاط رقم 1</w:t>
             </w:r>
@@ -1279,6 +1469,10 @@
           <w:p>
             <w:pPr>
               <w:bidi/>
+              <w:rPr>
+                <w:rtl/>
+                <w:lang w:val="en-US" w:bidi="ar-SA"/>
+              </w:rPr>
             </w:pPr>
             <w:r/>
             <w:r>
@@ -1286,6 +1480,8 @@
                 <w:rFonts w:ascii="Times New Roman" w:hAnsi="Times New Roman" w:cs="Times New Roman"/>
                 <w:b w:val="0"/>
                 <w:sz w:val="28"/>
+                <w:rtl/>
+                <w:lang w:val="en-US" w:bidi="ar-SA"/>
               </w:rPr>
               <w:t>استراتيجية: (إثارة الفضول)</w:t>
             </w:r>
@@ -1293,12 +1489,18 @@
           <w:p>
             <w:pPr>
               <w:bidi/>
+              <w:rPr>
+                <w:rtl/>
+                <w:lang w:val="en-US" w:bidi="ar-SA"/>
+              </w:rPr>
             </w:pPr>
             <w:r>
               <w:rPr>
                 <w:rFonts w:ascii="Times New Roman" w:hAnsi="Times New Roman" w:cs="Times New Roman"/>
                 <w:b w:val="0"/>
                 <w:sz w:val="28"/>
+                <w:rtl/>
+                <w:lang w:val="en-US" w:bidi="ar-SA"/>
               </w:rPr>
               <w:t xml:space="preserve">يحقق الهدف المعرفي 1 والهدف المهاري 1          5د   </w:t>
             </w:r>
@@ -1359,6 +1561,10 @@
           <w:p>
             <w:pPr>
               <w:bidi/>
+              <w:rPr>
+                <w:rtl/>
+                <w:lang w:val="en-US" w:bidi="ar-SA"/>
+              </w:rPr>
             </w:pPr>
             <w:r/>
             <w:r>
@@ -1366,6 +1572,8 @@
                 <w:rFonts w:ascii="Times New Roman" w:hAnsi="Times New Roman" w:cs="Times New Roman"/>
                 <w:b w:val="0"/>
                 <w:sz w:val="28"/>
+                <w:rtl/>
+                <w:lang w:val="en-US" w:bidi="ar-SA"/>
               </w:rPr>
               <w:t>أعرض كأسًا يحتوي مادة بيضاء، وأقول: قد تكون هذه المادة ملحًا يرفع ضغط الدم، أو سكرًا يمدنا بالطاقة، وبمظهرها الحالي لا يمكننا التفريق بينهما دون تذوق! (يُمنع التذوق منعًا باتًا).</w:t>
             </w:r>
@@ -1373,12 +1581,18 @@
           <w:p>
             <w:pPr>
               <w:bidi/>
+              <w:rPr>
+                <w:rtl/>
+                <w:lang w:val="en-US" w:bidi="ar-SA"/>
+              </w:rPr>
             </w:pPr>
             <w:r>
               <w:rPr>
                 <w:rFonts w:ascii="Times New Roman" w:hAnsi="Times New Roman" w:cs="Times New Roman"/>
                 <w:b w:val="0"/>
                 <w:sz w:val="28"/>
+                <w:rtl/>
+                <w:lang w:val="en-US" w:bidi="ar-SA"/>
               </w:rPr>
               <w:t>أطرح: كيف يمكننا استخدام مفاهيم الفيزياء والكيمياء (الماء والكهرباء) لجعل هذه المواد تكشف عن هويتها وسر روابطها الداخلية؟</w:t>
             </w:r>
@@ -1389,6 +1603,10 @@
     <w:p>
       <w:pPr>
         <w:bidi/>
+        <w:rPr>
+          <w:rtl/>
+          <w:lang w:val="en-US" w:bidi="ar-SA"/>
+        </w:rPr>
       </w:pPr>
     </w:p>
     <w:tbl>
@@ -1410,6 +1628,10 @@
           <w:p>
             <w:pPr>
               <w:bidi/>
+              <w:rPr>
+                <w:rtl/>
+                <w:lang w:val="en-US" w:bidi="ar-SA"/>
+              </w:rPr>
             </w:pPr>
             <w:r/>
             <w:r>
@@ -1417,6 +1639,8 @@
                 <w:rFonts w:ascii="Times New Roman" w:hAnsi="Times New Roman" w:cs="Times New Roman"/>
                 <w:b/>
                 <w:sz w:val="28"/>
+                <w:rtl/>
+                <w:lang w:val="en-US" w:bidi="ar-SA"/>
               </w:rPr>
               <w:t>المرحلة الثانية: الاستكشاف والتعلم</w:t>
             </w:r>
@@ -1427,6 +1651,10 @@
     <w:p>
       <w:pPr>
         <w:bidi/>
+        <w:rPr>
+          <w:rtl/>
+          <w:lang w:val="en-US" w:bidi="ar-SA"/>
+        </w:rPr>
       </w:pPr>
     </w:p>
     <w:tbl>
@@ -1449,6 +1677,10 @@
           <w:p>
             <w:pPr>
               <w:bidi/>
+              <w:rPr>
+                <w:rtl/>
+                <w:lang w:val="en-US" w:bidi="ar-SA"/>
+              </w:rPr>
             </w:pPr>
             <w:r/>
             <w:r>
@@ -1456,6 +1688,8 @@
                 <w:rFonts w:ascii="Times New Roman" w:hAnsi="Times New Roman" w:cs="Times New Roman"/>
                 <w:b/>
                 <w:sz w:val="28"/>
+                <w:rtl/>
+                <w:lang w:val="en-US" w:bidi="ar-SA"/>
               </w:rPr>
               <w:t>المختبر قبل المختبر: جدول النتائج</w:t>
             </w:r>
@@ -1469,6 +1703,10 @@
           <w:p>
             <w:pPr>
               <w:bidi/>
+              <w:rPr>
+                <w:rtl/>
+                <w:lang w:val="en-US" w:bidi="ar-SA"/>
+              </w:rPr>
             </w:pPr>
             <w:r/>
             <w:r>
@@ -1476,6 +1714,8 @@
                 <w:rFonts w:ascii="Times New Roman" w:hAnsi="Times New Roman" w:cs="Times New Roman"/>
                 <w:b/>
                 <w:sz w:val="28"/>
+                <w:rtl/>
+                <w:lang w:val="en-US" w:bidi="ar-SA"/>
               </w:rPr>
               <w:t>النشاط رقم 2</w:t>
             </w:r>
@@ -1491,6 +1731,10 @@
           <w:p>
             <w:pPr>
               <w:bidi/>
+              <w:rPr>
+                <w:rtl/>
+                <w:lang w:val="en-US" w:bidi="ar-SA"/>
+              </w:rPr>
             </w:pPr>
             <w:r/>
             <w:r>
@@ -1498,6 +1742,8 @@
                 <w:rFonts w:ascii="Times New Roman" w:hAnsi="Times New Roman" w:cs="Times New Roman"/>
                 <w:b w:val="0"/>
                 <w:sz w:val="28"/>
+                <w:rtl/>
+                <w:lang w:val="en-US" w:bidi="ar-SA"/>
               </w:rPr>
               <w:t>استراتيجية: (التعلم الذاتي الرقمي والتنبؤ)</w:t>
             </w:r>
@@ -1505,12 +1751,18 @@
           <w:p>
             <w:pPr>
               <w:bidi/>
+              <w:rPr>
+                <w:rtl/>
+                <w:lang w:val="en-US" w:bidi="ar-SA"/>
+              </w:rPr>
             </w:pPr>
             <w:r>
               <w:rPr>
                 <w:rFonts w:ascii="Times New Roman" w:hAnsi="Times New Roman" w:cs="Times New Roman"/>
                 <w:b w:val="0"/>
                 <w:sz w:val="28"/>
+                <w:rtl/>
+                <w:lang w:val="en-US" w:bidi="ar-SA"/>
               </w:rPr>
               <w:t xml:space="preserve">يحقق المهارة 4، والهدف المعرفي 1          5د   </w:t>
             </w:r>
@@ -1571,6 +1823,10 @@
           <w:p>
             <w:pPr>
               <w:bidi/>
+              <w:rPr>
+                <w:rtl/>
+                <w:lang w:val="en-US" w:bidi="ar-SA"/>
+              </w:rPr>
             </w:pPr>
             <w:r/>
             <w:r>
@@ -1578,6 +1834,8 @@
                 <w:rFonts w:ascii="Times New Roman" w:hAnsi="Times New Roman" w:cs="Times New Roman"/>
                 <w:b w:val="0"/>
                 <w:sz w:val="28"/>
+                <w:rtl/>
+                <w:lang w:val="en-US" w:bidi="ar-SA"/>
               </w:rPr>
               <w:t>تتوقع كل مجموعة نتائج العينتين في الجدول قبل التجربة، ثم تراجعها في الكتاب الحي، وتعرف الهدف من كل خطوة في النشاط.</w:t>
             </w:r>
@@ -1585,12 +1843,18 @@
           <w:p>
             <w:pPr>
               <w:bidi/>
+              <w:rPr>
+                <w:rtl/>
+                <w:lang w:val="en-US" w:bidi="ar-SA"/>
+              </w:rPr>
             </w:pPr>
             <w:r>
               <w:rPr>
                 <w:rFonts w:ascii="Times New Roman" w:hAnsi="Times New Roman" w:cs="Times New Roman"/>
                 <w:b w:val="0"/>
                 <w:sz w:val="28"/>
+                <w:rtl/>
+                <w:lang w:val="en-US" w:bidi="ar-SA"/>
               </w:rPr>
               <w:t>أذكّر بقواعد الأمن: النظارات الواقية والمعطف، ويُمنع التذوق، وتُستخدم الكؤوس المخصصة لكل عينة فقط.</w:t>
             </w:r>
@@ -1601,6 +1865,10 @@
     <w:p>
       <w:pPr>
         <w:bidi/>
+        <w:rPr>
+          <w:rtl/>
+          <w:lang w:val="en-US" w:bidi="ar-SA"/>
+        </w:rPr>
       </w:pPr>
     </w:p>
     <w:tbl>
@@ -1623,6 +1891,10 @@
           <w:p>
             <w:pPr>
               <w:bidi/>
+              <w:rPr>
+                <w:rtl/>
+                <w:lang w:val="en-US" w:bidi="ar-SA"/>
+              </w:rPr>
             </w:pPr>
             <w:r/>
             <w:r>
@@ -1630,6 +1902,8 @@
                 <w:rFonts w:ascii="Times New Roman" w:hAnsi="Times New Roman" w:cs="Times New Roman"/>
                 <w:b/>
                 <w:sz w:val="28"/>
+                <w:rtl/>
+                <w:lang w:val="en-US" w:bidi="ar-SA"/>
               </w:rPr>
               <w:t>محققات الأمن والقياس</w:t>
             </w:r>
@@ -1643,6 +1917,10 @@
           <w:p>
             <w:pPr>
               <w:bidi/>
+              <w:rPr>
+                <w:rtl/>
+                <w:lang w:val="en-US" w:bidi="ar-SA"/>
+              </w:rPr>
             </w:pPr>
             <w:r/>
             <w:r>
@@ -1650,6 +1928,8 @@
                 <w:rFonts w:ascii="Times New Roman" w:hAnsi="Times New Roman" w:cs="Times New Roman"/>
                 <w:b/>
                 <w:sz w:val="28"/>
+                <w:rtl/>
+                <w:lang w:val="en-US" w:bidi="ar-SA"/>
               </w:rPr>
               <w:t>النشاط رقم 3</w:t>
             </w:r>
@@ -1665,6 +1945,10 @@
           <w:p>
             <w:pPr>
               <w:bidi/>
+              <w:rPr>
+                <w:rtl/>
+                <w:lang w:val="en-US" w:bidi="ar-SA"/>
+              </w:rPr>
             </w:pPr>
             <w:r/>
             <w:r>
@@ -1672,6 +1956,8 @@
                 <w:rFonts w:ascii="Times New Roman" w:hAnsi="Times New Roman" w:cs="Times New Roman"/>
                 <w:b w:val="0"/>
                 <w:sz w:val="28"/>
+                <w:rtl/>
+                <w:lang w:val="en-US" w:bidi="ar-SA"/>
               </w:rPr>
               <w:t>استراتيجية: (الملاحظة، التعلم التعاوني)</w:t>
             </w:r>
@@ -1679,12 +1965,18 @@
           <w:p>
             <w:pPr>
               <w:bidi/>
+              <w:rPr>
+                <w:rtl/>
+                <w:lang w:val="en-US" w:bidi="ar-SA"/>
+              </w:rPr>
             </w:pPr>
             <w:r>
               <w:rPr>
                 <w:rFonts w:ascii="Times New Roman" w:hAnsi="Times New Roman" w:cs="Times New Roman"/>
                 <w:b w:val="0"/>
                 <w:sz w:val="28"/>
+                <w:rtl/>
+                <w:lang w:val="en-US" w:bidi="ar-SA"/>
               </w:rPr>
               <w:t xml:space="preserve">يحقق المهارة 1، 2 والهدف الوجداني 1، 2          10د   </w:t>
             </w:r>
@@ -1745,6 +2037,10 @@
           <w:p>
             <w:pPr>
               <w:bidi/>
+              <w:rPr>
+                <w:rtl/>
+                <w:lang w:val="en-US" w:bidi="ar-SA"/>
+              </w:rPr>
             </w:pPr>
             <w:r/>
             <w:r>
@@ -1752,6 +2048,8 @@
                 <w:rFonts w:ascii="Times New Roman" w:hAnsi="Times New Roman" w:cs="Times New Roman"/>
                 <w:b w:val="0"/>
                 <w:sz w:val="28"/>
+                <w:rtl/>
+                <w:lang w:val="en-US" w:bidi="ar-SA"/>
               </w:rPr>
               <w:t>أوزّع الأدوار: مسجّل، فني أدوات، مسؤول سلامة، متحدث. تفحص المجموعة الحالة الفيزيائية للعينتين A وB وتسجل مشاهداتها في الجدول.</w:t>
             </w:r>
@@ -1759,12 +2057,18 @@
           <w:p>
             <w:pPr>
               <w:bidi/>
+              <w:rPr>
+                <w:rtl/>
+                <w:lang w:val="en-US" w:bidi="ar-SA"/>
+              </w:rPr>
             </w:pPr>
             <w:r>
               <w:rPr>
                 <w:rFonts w:ascii="Times New Roman" w:hAnsi="Times New Roman" w:cs="Times New Roman"/>
                 <w:b w:val="0"/>
                 <w:sz w:val="28"/>
+                <w:rtl/>
+                <w:lang w:val="en-US" w:bidi="ar-SA"/>
               </w:rPr>
               <w:t>ثم تزن كل مجموعة كتلة محددة من كل عينة بالميزان الإلكتروني، وتنقلها إلى الكأس الزجاجي الخاص بها باستخدام الورق الشفاف.</w:t>
             </w:r>
@@ -1775,6 +2079,10 @@
     <w:p>
       <w:pPr>
         <w:bidi/>
+        <w:rPr>
+          <w:rtl/>
+          <w:lang w:val="en-US" w:bidi="ar-SA"/>
+        </w:rPr>
       </w:pPr>
     </w:p>
     <w:tbl>
@@ -1797,6 +2105,10 @@
           <w:p>
             <w:pPr>
               <w:bidi/>
+              <w:rPr>
+                <w:rtl/>
+                <w:lang w:val="en-US" w:bidi="ar-SA"/>
+              </w:rPr>
             </w:pPr>
             <w:r/>
             <w:r>
@@ -1804,6 +2116,8 @@
                 <w:rFonts w:ascii="Times New Roman" w:hAnsi="Times New Roman" w:cs="Times New Roman"/>
                 <w:b/>
                 <w:sz w:val="28"/>
+                <w:rtl/>
+                <w:lang w:val="en-US" w:bidi="ar-SA"/>
               </w:rPr>
               <w:t>دائرة الاكتشاف: الذوبان والتوصيل</w:t>
             </w:r>
@@ -1817,6 +2131,10 @@
           <w:p>
             <w:pPr>
               <w:bidi/>
+              <w:rPr>
+                <w:rtl/>
+                <w:lang w:val="en-US" w:bidi="ar-SA"/>
+              </w:rPr>
             </w:pPr>
             <w:r/>
             <w:r>
@@ -1824,6 +2142,8 @@
                 <w:rFonts w:ascii="Times New Roman" w:hAnsi="Times New Roman" w:cs="Times New Roman"/>
                 <w:b/>
                 <w:sz w:val="28"/>
+                <w:rtl/>
+                <w:lang w:val="en-US" w:bidi="ar-SA"/>
               </w:rPr>
               <w:t>النشاط رقم 4</w:t>
             </w:r>
@@ -1839,6 +2159,10 @@
           <w:p>
             <w:pPr>
               <w:bidi/>
+              <w:rPr>
+                <w:rtl/>
+                <w:lang w:val="en-US" w:bidi="ar-SA"/>
+              </w:rPr>
             </w:pPr>
             <w:r/>
             <w:r>
@@ -1846,6 +2170,8 @@
                 <w:rFonts w:ascii="Times New Roman" w:hAnsi="Times New Roman" w:cs="Times New Roman"/>
                 <w:b w:val="0"/>
                 <w:sz w:val="28"/>
+                <w:rtl/>
+                <w:lang w:val="en-US" w:bidi="ar-SA"/>
               </w:rPr>
               <w:t>استراتيجية: (المحقق العلمي، التعلم التعاوني)</w:t>
             </w:r>
@@ -1853,12 +2179,18 @@
           <w:p>
             <w:pPr>
               <w:bidi/>
+              <w:rPr>
+                <w:rtl/>
+                <w:lang w:val="en-US" w:bidi="ar-SA"/>
+              </w:rPr>
             </w:pPr>
             <w:r>
               <w:rPr>
                 <w:rFonts w:ascii="Times New Roman" w:hAnsi="Times New Roman" w:cs="Times New Roman"/>
                 <w:b w:val="0"/>
                 <w:sz w:val="28"/>
+                <w:rtl/>
+                <w:lang w:val="en-US" w:bidi="ar-SA"/>
               </w:rPr>
               <w:t xml:space="preserve">يحقق المهارة 3 والهدف المعرفي 1، 3          10د   </w:t>
             </w:r>
@@ -1919,6 +2251,10 @@
           <w:p>
             <w:pPr>
               <w:bidi/>
+              <w:rPr>
+                <w:rtl/>
+                <w:lang w:val="en-US" w:bidi="ar-SA"/>
+              </w:rPr>
             </w:pPr>
             <w:r/>
             <w:r>
@@ -1926,6 +2262,8 @@
                 <w:rFonts w:ascii="Times New Roman" w:hAnsi="Times New Roman" w:cs="Times New Roman"/>
                 <w:b w:val="0"/>
                 <w:sz w:val="28"/>
+                <w:rtl/>
+                <w:lang w:val="en-US" w:bidi="ar-SA"/>
               </w:rPr>
               <w:t>تذيب كل مجموعة كل عينة في الماء المقطر في الكأس المخصص لها، وتلاحظ الذوبان بالساق الزجاجية. ثم تغمس قطبي الكربون في المحلول وتسجل إضاءة المصباح من عدمها.</w:t>
             </w:r>
@@ -1933,12 +2271,18 @@
           <w:p>
             <w:pPr>
               <w:bidi/>
+              <w:rPr>
+                <w:rtl/>
+                <w:lang w:val="en-US" w:bidi="ar-SA"/>
+              </w:rPr>
             </w:pPr>
             <w:r>
               <w:rPr>
                 <w:rFonts w:ascii="Times New Roman" w:hAnsi="Times New Roman" w:cs="Times New Roman"/>
                 <w:b w:val="0"/>
                 <w:sz w:val="28"/>
+                <w:rtl/>
+                <w:lang w:val="en-US" w:bidi="ar-SA"/>
               </w:rPr>
               <w:t>أذكّر الطالبات بأن الماء المقطر وحده لا يوصل الكهرباء، وأوجّههن لتفسير التوصيل بالتفكك الأيوني.</w:t>
             </w:r>
@@ -1949,6 +2293,10 @@
     <w:p>
       <w:pPr>
         <w:bidi/>
+        <w:rPr>
+          <w:rtl/>
+          <w:lang w:val="en-US" w:bidi="ar-SA"/>
+        </w:rPr>
       </w:pPr>
     </w:p>
     <w:tbl>
@@ -1971,6 +2319,10 @@
           <w:p>
             <w:pPr>
               <w:bidi/>
+              <w:rPr>
+                <w:rtl/>
+                <w:lang w:val="en-US" w:bidi="ar-SA"/>
+              </w:rPr>
             </w:pPr>
             <w:r/>
             <w:r>
@@ -1978,6 +2330,8 @@
                 <w:rFonts w:ascii="Times New Roman" w:hAnsi="Times New Roman" w:cs="Times New Roman"/>
                 <w:b/>
                 <w:sz w:val="28"/>
+                <w:rtl/>
+                <w:lang w:val="en-US" w:bidi="ar-SA"/>
               </w:rPr>
               <w:t>المحلل الصغير: من هو الأيوني؟</w:t>
             </w:r>
@@ -1991,6 +2345,10 @@
           <w:p>
             <w:pPr>
               <w:bidi/>
+              <w:rPr>
+                <w:rtl/>
+                <w:lang w:val="en-US" w:bidi="ar-SA"/>
+              </w:rPr>
             </w:pPr>
             <w:r/>
             <w:r>
@@ -1998,6 +2356,8 @@
                 <w:rFonts w:ascii="Times New Roman" w:hAnsi="Times New Roman" w:cs="Times New Roman"/>
                 <w:b/>
                 <w:sz w:val="28"/>
+                <w:rtl/>
+                <w:lang w:val="en-US" w:bidi="ar-SA"/>
               </w:rPr>
               <w:t>النشاط رقم 5</w:t>
             </w:r>
@@ -2013,6 +2373,10 @@
           <w:p>
             <w:pPr>
               <w:bidi/>
+              <w:rPr>
+                <w:rtl/>
+                <w:lang w:val="en-US" w:bidi="ar-SA"/>
+              </w:rPr>
             </w:pPr>
             <w:r/>
             <w:r>
@@ -2020,6 +2384,8 @@
                 <w:rFonts w:ascii="Times New Roman" w:hAnsi="Times New Roman" w:cs="Times New Roman"/>
                 <w:b w:val="0"/>
                 <w:sz w:val="28"/>
+                <w:rtl/>
+                <w:lang w:val="en-US" w:bidi="ar-SA"/>
               </w:rPr>
               <w:t>استراتيجية: (تحليل وتفسير البيانات)</w:t>
             </w:r>
@@ -2027,12 +2393,18 @@
           <w:p>
             <w:pPr>
               <w:bidi/>
+              <w:rPr>
+                <w:rtl/>
+                <w:lang w:val="en-US" w:bidi="ar-SA"/>
+              </w:rPr>
             </w:pPr>
             <w:r>
               <w:rPr>
                 <w:rFonts w:ascii="Times New Roman" w:hAnsi="Times New Roman" w:cs="Times New Roman"/>
                 <w:b w:val="0"/>
                 <w:sz w:val="28"/>
+                <w:rtl/>
+                <w:lang w:val="en-US" w:bidi="ar-SA"/>
               </w:rPr>
               <w:t xml:space="preserve">يحقق المهارة 4 والهدف المعرفي 2          5د   </w:t>
             </w:r>
@@ -2093,6 +2465,10 @@
           <w:p>
             <w:pPr>
               <w:bidi/>
+              <w:rPr>
+                <w:rtl/>
+                <w:lang w:val="en-US" w:bidi="ar-SA"/>
+              </w:rPr>
             </w:pPr>
             <w:r/>
             <w:r>
@@ -2100,6 +2476,8 @@
                 <w:rFonts w:ascii="Times New Roman" w:hAnsi="Times New Roman" w:cs="Times New Roman"/>
                 <w:b w:val="0"/>
                 <w:sz w:val="28"/>
+                <w:rtl/>
+                <w:lang w:val="en-US" w:bidi="ar-SA"/>
               </w:rPr>
               <w:t>تكمل كل مجموعة جدول المقارنة وتستنتج المركب الأيوني من العينتين مع التبرير، ثم تكتب الجملة: «المركب الأيوني يوجد في الحالة ...، ويكون محلولًا عند ...».</w:t>
             </w:r>
@@ -2110,6 +2488,10 @@
     <w:p>
       <w:pPr>
         <w:bidi/>
+        <w:rPr>
+          <w:rtl/>
+          <w:lang w:val="en-US" w:bidi="ar-SA"/>
+        </w:rPr>
       </w:pPr>
     </w:p>
     <w:tbl>
@@ -2131,6 +2513,10 @@
           <w:p>
             <w:pPr>
               <w:bidi/>
+              <w:rPr>
+                <w:rtl/>
+                <w:lang w:val="en-US" w:bidi="ar-SA"/>
+              </w:rPr>
             </w:pPr>
             <w:r/>
             <w:r>
@@ -2138,6 +2524,8 @@
                 <w:rFonts w:ascii="Times New Roman" w:hAnsi="Times New Roman" w:cs="Times New Roman"/>
                 <w:b/>
                 <w:sz w:val="28"/>
+                <w:rtl/>
+                <w:lang w:val="en-US" w:bidi="ar-SA"/>
               </w:rPr>
               <w:t>المرحلة الثالثة: التعمق والتقييم</w:t>
             </w:r>
@@ -2148,6 +2536,10 @@
     <w:p>
       <w:pPr>
         <w:bidi/>
+        <w:rPr>
+          <w:rtl/>
+          <w:lang w:val="en-US" w:bidi="ar-SA"/>
+        </w:rPr>
       </w:pPr>
     </w:p>
     <w:tbl>
@@ -2169,6 +2561,10 @@
           <w:p>
             <w:pPr>
               <w:bidi/>
+              <w:rPr>
+                <w:rtl/>
+                <w:lang w:val="en-US" w:bidi="ar-SA"/>
+              </w:rPr>
             </w:pPr>
             <w:r/>
             <w:r>
@@ -2176,6 +2572,8 @@
                 <w:rFonts w:ascii="Times New Roman" w:hAnsi="Times New Roman" w:cs="Times New Roman"/>
                 <w:b/>
                 <w:sz w:val="28"/>
+                <w:rtl/>
+                <w:lang w:val="en-US" w:bidi="ar-SA"/>
               </w:rPr>
               <w:t>التقويم الصفي: المركب الأيوني من العينتين</w:t>
             </w:r>
@@ -2190,6 +2588,10 @@
           <w:p>
             <w:pPr>
               <w:bidi/>
+              <w:rPr>
+                <w:rtl/>
+                <w:lang w:val="en-US" w:bidi="ar-SA"/>
+              </w:rPr>
             </w:pPr>
             <w:r/>
             <w:r>
@@ -2197,6 +2599,8 @@
                 <w:rFonts w:ascii="Times New Roman" w:hAnsi="Times New Roman" w:cs="Times New Roman"/>
                 <w:b w:val="0"/>
                 <w:sz w:val="28"/>
+                <w:rtl/>
+                <w:lang w:val="en-US" w:bidi="ar-SA"/>
               </w:rPr>
               <w:t>أطلب من كل مجموعة الإجابة عن: ما المركب الأيوني من العينتين؟ ولماذا لم يوصل المحلول الثاني الكهرباء؟</w:t>
             </w:r>
@@ -2204,12 +2608,18 @@
           <w:p>
             <w:pPr>
               <w:bidi/>
+              <w:rPr>
+                <w:rtl/>
+                <w:lang w:val="en-US" w:bidi="ar-SA"/>
+              </w:rPr>
             </w:pPr>
             <w:r>
               <w:rPr>
                 <w:rFonts w:ascii="Times New Roman" w:hAnsi="Times New Roman" w:cs="Times New Roman"/>
                 <w:b w:val="0"/>
                 <w:sz w:val="28"/>
+                <w:rtl/>
+                <w:lang w:val="en-US" w:bidi="ar-SA"/>
               </w:rPr>
               <w:t>ثم تحل الطالبات بصورة فردية السؤال الأول صفحة 124: اكتب أكبر عدد من صيغ المركبات الأيونية الممكن تكوينها من Na، Mg، F، Cl، ثم رتبها حسب الخاصية الأيونية من الأقل إلى الأعلى.</w:t>
             </w:r>
@@ -2217,12 +2627,18 @@
           <w:p>
             <w:pPr>
               <w:bidi/>
+              <w:rPr>
+                <w:rtl/>
+                <w:lang w:val="en-US" w:bidi="ar-SA"/>
+              </w:rPr>
             </w:pPr>
             <w:r>
               <w:rPr>
                 <w:rFonts w:ascii="Times New Roman" w:hAnsi="Times New Roman" w:cs="Times New Roman"/>
                 <w:b w:val="0"/>
                 <w:sz w:val="28"/>
+                <w:rtl/>
+                <w:lang w:val="en-US" w:bidi="ar-SA"/>
               </w:rPr>
               <w:t>الزمن: 5 د</w:t>
             </w:r>
@@ -2230,12 +2646,18 @@
           <w:p>
             <w:pPr>
               <w:bidi/>
+              <w:rPr>
+                <w:rtl/>
+                <w:lang w:val="en-US" w:bidi="ar-SA"/>
+              </w:rPr>
             </w:pPr>
             <w:r>
               <w:rPr>
                 <w:rFonts w:ascii="Times New Roman" w:hAnsi="Times New Roman" w:cs="Times New Roman"/>
                 <w:b w:val="0"/>
                 <w:sz w:val="28"/>
+                <w:rtl/>
+                <w:lang w:val="en-US" w:bidi="ar-SA"/>
               </w:rPr>
               <w:t>تذكرة خروج: لماذا لا يوصل محلول السكر التيار الكهربائي؟ (السكر مركب تساهمي لا يتفكك إلى أيونات)</w:t>
             </w:r>
@@ -2246,6 +2668,10 @@
     <w:p>
       <w:pPr>
         <w:bidi/>
+        <w:rPr>
+          <w:rtl/>
+          <w:lang w:val="en-US" w:bidi="ar-SA"/>
+        </w:rPr>
       </w:pPr>
     </w:p>
     <w:tbl>
@@ -2266,6 +2692,10 @@
           <w:p>
             <w:pPr>
               <w:bidi/>
+              <w:rPr>
+                <w:rtl/>
+                <w:lang w:val="en-US" w:bidi="ar-SA"/>
+              </w:rPr>
             </w:pPr>
             <w:r/>
             <w:r>
@@ -2273,6 +2703,8 @@
                 <w:rFonts w:ascii="Times New Roman" w:hAnsi="Times New Roman" w:cs="Times New Roman"/>
                 <w:b w:val="0"/>
                 <w:sz w:val="28"/>
+                <w:rtl/>
+                <w:lang w:val="en-US" w:bidi="ar-SA"/>
               </w:rPr>
               <w:t>التقويم اللاصفي: إعداد تقرير مختصر عن النشاط العملي يتضمن الجدول والاستنتاج، وحل السؤال الثاني صفحة 125.</w:t>
             </w:r>
@@ -2283,6 +2715,10 @@
     <w:p>
       <w:pPr>
         <w:bidi/>
+        <w:rPr>
+          <w:rtl/>
+          <w:lang w:val="en-US" w:bidi="ar-SA"/>
+        </w:rPr>
       </w:pPr>
     </w:p>
     <w:tbl>
@@ -2304,6 +2740,10 @@
           <w:p>
             <w:pPr>
               <w:bidi/>
+              <w:rPr>
+                <w:rtl/>
+                <w:lang w:val="en-US" w:bidi="ar-SA"/>
+              </w:rPr>
             </w:pPr>
             <w:r/>
             <w:r>
@@ -2311,6 +2751,8 @@
                 <w:rFonts w:ascii="Times New Roman" w:hAnsi="Times New Roman" w:cs="Times New Roman"/>
                 <w:b/>
                 <w:sz w:val="28"/>
+                <w:rtl/>
+                <w:lang w:val="en-US" w:bidi="ar-SA"/>
               </w:rPr>
               <w:t>التأمل الانعكاسي</w:t>
             </w:r>
@@ -2321,6 +2763,10 @@
     <w:p>
       <w:pPr>
         <w:bidi/>
+        <w:rPr>
+          <w:rtl/>
+          <w:lang w:val="en-US" w:bidi="ar-SA"/>
+        </w:rPr>
       </w:pPr>
     </w:p>
     <w:tbl>
@@ -2343,6 +2789,10 @@
           <w:p>
             <w:pPr>
               <w:bidi/>
+              <w:rPr>
+                <w:rtl/>
+                <w:lang w:val="en-US" w:bidi="ar-SA"/>
+              </w:rPr>
             </w:pPr>
             <w:r/>
             <w:r>
@@ -2350,6 +2800,8 @@
                 <w:rFonts w:ascii="Times New Roman" w:hAnsi="Times New Roman" w:cs="Times New Roman"/>
                 <w:b w:val="0"/>
                 <w:sz w:val="28"/>
+                <w:rtl/>
+                <w:lang w:val="en-US" w:bidi="ar-SA"/>
               </w:rPr>
               <w:t>ملاحظات...............................</w:t>
             </w:r>
@@ -2362,6 +2814,10 @@
           <w:p>
             <w:pPr>
               <w:bidi/>
+              <w:rPr>
+                <w:rtl/>
+                <w:lang w:val="en-US" w:bidi="ar-SA"/>
+              </w:rPr>
             </w:pPr>
             <w:r/>
             <w:r>
@@ -2369,6 +2825,8 @@
                 <w:rFonts w:ascii="Times New Roman" w:hAnsi="Times New Roman" w:cs="Times New Roman"/>
                 <w:b w:val="0"/>
                 <w:sz w:val="28"/>
+                <w:rtl/>
+                <w:lang w:val="en-US" w:bidi="ar-SA"/>
               </w:rPr>
               <w:t>☆ ☆ ☆ ☆ ☆</w:t>
             </w:r>
@@ -2382,6 +2840,10 @@
           <w:p>
             <w:pPr>
               <w:bidi/>
+              <w:rPr>
+                <w:rtl/>
+                <w:lang w:val="en-US" w:bidi="ar-SA"/>
+              </w:rPr>
             </w:pPr>
             <w:r/>
             <w:r>
@@ -2389,6 +2851,8 @@
                 <w:rFonts w:ascii="Times New Roman" w:hAnsi="Times New Roman" w:cs="Times New Roman"/>
                 <w:b/>
                 <w:sz w:val="28"/>
+                <w:rtl/>
+                <w:lang w:val="en-US" w:bidi="ar-SA"/>
               </w:rPr>
               <w:t>إعدادي الكتابي</w:t>
             </w:r>
@@ -2403,6 +2867,10 @@
           <w:p>
             <w:pPr>
               <w:bidi/>
+              <w:rPr>
+                <w:rtl/>
+                <w:lang w:val="en-US" w:bidi="ar-SA"/>
+              </w:rPr>
             </w:pPr>
             <w:r/>
             <w:r>
@@ -2410,6 +2878,8 @@
                 <w:rFonts w:ascii="Times New Roman" w:hAnsi="Times New Roman" w:cs="Times New Roman"/>
                 <w:b w:val="0"/>
                 <w:sz w:val="28"/>
+                <w:rtl/>
+                <w:lang w:val="en-US" w:bidi="ar-SA"/>
               </w:rPr>
               <w:t>ملاحظات...............................</w:t>
             </w:r>
@@ -2422,6 +2892,10 @@
           <w:p>
             <w:pPr>
               <w:bidi/>
+              <w:rPr>
+                <w:rtl/>
+                <w:lang w:val="en-US" w:bidi="ar-SA"/>
+              </w:rPr>
             </w:pPr>
             <w:r/>
             <w:r>
@@ -2429,6 +2903,8 @@
                 <w:rFonts w:ascii="Times New Roman" w:hAnsi="Times New Roman" w:cs="Times New Roman"/>
                 <w:b w:val="0"/>
                 <w:sz w:val="28"/>
+                <w:rtl/>
+                <w:lang w:val="en-US" w:bidi="ar-SA"/>
               </w:rPr>
               <w:t>☆ ☆ ☆ ☆ ☆</w:t>
             </w:r>
@@ -2442,6 +2918,10 @@
           <w:p>
             <w:pPr>
               <w:bidi/>
+              <w:rPr>
+                <w:rtl/>
+                <w:lang w:val="en-US" w:bidi="ar-SA"/>
+              </w:rPr>
             </w:pPr>
             <w:r/>
             <w:r>
@@ -2449,6 +2929,8 @@
                 <w:rFonts w:ascii="Times New Roman" w:hAnsi="Times New Roman" w:cs="Times New Roman"/>
                 <w:b/>
                 <w:sz w:val="28"/>
+                <w:rtl/>
+                <w:lang w:val="en-US" w:bidi="ar-SA"/>
               </w:rPr>
               <w:t>أدائي داخل الحصة</w:t>
             </w:r>
@@ -2463,6 +2945,10 @@
           <w:p>
             <w:pPr>
               <w:bidi/>
+              <w:rPr>
+                <w:rtl/>
+                <w:lang w:val="en-US" w:bidi="ar-SA"/>
+              </w:rPr>
             </w:pPr>
             <w:r/>
             <w:r>
@@ -2470,6 +2956,8 @@
                 <w:rFonts w:ascii="Times New Roman" w:hAnsi="Times New Roman" w:cs="Times New Roman"/>
                 <w:b w:val="0"/>
                 <w:sz w:val="28"/>
+                <w:rtl/>
+                <w:lang w:val="en-US" w:bidi="ar-SA"/>
               </w:rPr>
               <w:t>ملاحظات...............................</w:t>
             </w:r>
@@ -2482,6 +2970,10 @@
           <w:p>
             <w:pPr>
               <w:bidi/>
+              <w:rPr>
+                <w:rtl/>
+                <w:lang w:val="en-US" w:bidi="ar-SA"/>
+              </w:rPr>
             </w:pPr>
             <w:r/>
             <w:r>
@@ -2489,6 +2981,8 @@
                 <w:rFonts w:ascii="Times New Roman" w:hAnsi="Times New Roman" w:cs="Times New Roman"/>
                 <w:b w:val="0"/>
                 <w:sz w:val="28"/>
+                <w:rtl/>
+                <w:lang w:val="en-US" w:bidi="ar-SA"/>
               </w:rPr>
               <w:t>☆ ☆ ☆ ☆ ☆</w:t>
             </w:r>
@@ -2502,6 +2996,10 @@
           <w:p>
             <w:pPr>
               <w:bidi/>
+              <w:rPr>
+                <w:rtl/>
+                <w:lang w:val="en-US" w:bidi="ar-SA"/>
+              </w:rPr>
             </w:pPr>
             <w:r/>
             <w:r>
@@ -2509,6 +3007,8 @@
                 <w:rFonts w:ascii="Times New Roman" w:hAnsi="Times New Roman" w:cs="Times New Roman"/>
                 <w:b/>
                 <w:sz w:val="28"/>
+                <w:rtl/>
+                <w:lang w:val="en-US" w:bidi="ar-SA"/>
               </w:rPr>
               <w:t>مدى تنوع الأنشطة</w:t>
             </w:r>
@@ -2523,6 +3023,10 @@
           <w:p>
             <w:pPr>
               <w:bidi/>
+              <w:rPr>
+                <w:rtl/>
+                <w:lang w:val="en-US" w:bidi="ar-SA"/>
+              </w:rPr>
             </w:pPr>
             <w:r/>
             <w:r>
@@ -2530,6 +3034,8 @@
                 <w:rFonts w:ascii="Times New Roman" w:hAnsi="Times New Roman" w:cs="Times New Roman"/>
                 <w:b w:val="0"/>
                 <w:sz w:val="28"/>
+                <w:rtl/>
+                <w:lang w:val="en-US" w:bidi="ar-SA"/>
               </w:rPr>
               <w:t>ملاحظات...............................</w:t>
             </w:r>
@@ -2542,6 +3048,10 @@
           <w:p>
             <w:pPr>
               <w:bidi/>
+              <w:rPr>
+                <w:rtl/>
+                <w:lang w:val="en-US" w:bidi="ar-SA"/>
+              </w:rPr>
             </w:pPr>
             <w:r/>
             <w:r>
@@ -2549,6 +3059,8 @@
                 <w:rFonts w:ascii="Times New Roman" w:hAnsi="Times New Roman" w:cs="Times New Roman"/>
                 <w:b w:val="0"/>
                 <w:sz w:val="28"/>
+                <w:rtl/>
+                <w:lang w:val="en-US" w:bidi="ar-SA"/>
               </w:rPr>
               <w:t>☆ ☆ ☆ ☆ ☆</w:t>
             </w:r>
@@ -2562,6 +3074,10 @@
           <w:p>
             <w:pPr>
               <w:bidi/>
+              <w:rPr>
+                <w:rtl/>
+                <w:lang w:val="en-US" w:bidi="ar-SA"/>
+              </w:rPr>
             </w:pPr>
             <w:r/>
             <w:r>
@@ -2569,6 +3085,8 @@
                 <w:rFonts w:ascii="Times New Roman" w:hAnsi="Times New Roman" w:cs="Times New Roman"/>
                 <w:b/>
                 <w:sz w:val="28"/>
+                <w:rtl/>
+                <w:lang w:val="en-US" w:bidi="ar-SA"/>
               </w:rPr>
               <w:t>تفاعل المتعلمات</w:t>
             </w:r>
@@ -2583,6 +3101,10 @@
           <w:p>
             <w:pPr>
               <w:bidi/>
+              <w:rPr>
+                <w:rtl/>
+                <w:lang w:val="en-US" w:bidi="ar-SA"/>
+              </w:rPr>
             </w:pPr>
             <w:r/>
             <w:r>
@@ -2590,6 +3112,8 @@
                 <w:rFonts w:ascii="Times New Roman" w:hAnsi="Times New Roman" w:cs="Times New Roman"/>
                 <w:b w:val="0"/>
                 <w:sz w:val="28"/>
+                <w:rtl/>
+                <w:lang w:val="en-US" w:bidi="ar-SA"/>
               </w:rPr>
               <w:t>ملاحظات...............................</w:t>
             </w:r>
@@ -2602,6 +3126,10 @@
           <w:p>
             <w:pPr>
               <w:bidi/>
+              <w:rPr>
+                <w:rtl/>
+                <w:lang w:val="en-US" w:bidi="ar-SA"/>
+              </w:rPr>
             </w:pPr>
             <w:r/>
             <w:r>
@@ -2609,6 +3137,8 @@
                 <w:rFonts w:ascii="Times New Roman" w:hAnsi="Times New Roman" w:cs="Times New Roman"/>
                 <w:b w:val="0"/>
                 <w:sz w:val="28"/>
+                <w:rtl/>
+                <w:lang w:val="en-US" w:bidi="ar-SA"/>
               </w:rPr>
               <w:t>☆ ☆ ☆ ☆ ☆</w:t>
             </w:r>
@@ -2622,6 +3152,10 @@
           <w:p>
             <w:pPr>
               <w:bidi/>
+              <w:rPr>
+                <w:rtl/>
+                <w:lang w:val="en-US" w:bidi="ar-SA"/>
+              </w:rPr>
             </w:pPr>
             <w:r/>
             <w:r>
@@ -2629,6 +3163,8 @@
                 <w:rFonts w:ascii="Times New Roman" w:hAnsi="Times New Roman" w:cs="Times New Roman"/>
                 <w:b/>
                 <w:sz w:val="28"/>
+                <w:rtl/>
+                <w:lang w:val="en-US" w:bidi="ar-SA"/>
               </w:rPr>
               <w:t>تطبيق التقويم</w:t>
             </w:r>
@@ -2639,6 +3175,10 @@
     <w:p>
       <w:pPr>
         <w:bidi/>
+        <w:rPr>
+          <w:rtl/>
+          <w:lang w:val="en-US" w:bidi="ar-SA"/>
+        </w:rPr>
       </w:pPr>
     </w:p>
     <w:sectPr>

--- a/lesson-plans/7-خواص-المركبات-الأيونية-النشاط-العملي.docx
+++ b/lesson-plans/7-خواص-المركبات-الأيونية-النشاط-العملي.docx
@@ -1253,7 +1253,7 @@
                 <w:rtl/>
                 <w:lang w:val="en-US" w:bidi="ar-SA"/>
               </w:rPr>
-              <w:t>الكتاب المدرسي – البطاقات التشجيعية – الشاشة الذكية – الجدول الدوري – أدوات النشاط العملي (كأسا زجاج، ميزان إلكتروني، دائرة كهربائية، عبوة ماء مقطر، ساق زجاجية، ملعقة معدنية، ورق شفاف) + الكتاب الحي (index.html)</w:t>
+              <w:t>الكتاب المدرسي – البطاقات التشجيعية – الشاشة الذكية – الكتاب ثلاثي الأبعاد</w:t>
             </w:r>
           </w:p>
         </w:tc>
@@ -1306,7 +1306,7 @@
                 <w:rtl/>
                 <w:lang w:val="en-US" w:bidi="ar-SA"/>
               </w:rPr>
-              <w:t>مجموعات من 4-5 متعلمات على شكل حرف U</w:t>
+              <w:t>مجموعات من 4 إلى 5 متعلمات على شكل حرف U</w:t>
             </w:r>
           </w:p>
         </w:tc>
